--- a/enonces/TAB_enonces.docx
+++ b/enonces/TAB_enonces.docx
@@ -2141,7 +2141,7 @@
           <w:sz w:val="19"/>
           <w:szCs w:val="19"/>
         </w:rPr>
-        <w:t xml:space="preserve">condition ? valeurSiVrai : valeurSiFaux</w:t>
+        <w:t xml:space="preserve">condition ? valeurSiVrai : valeurSiFaux</w:t>
       </w:r>
     </w:p>
     <w:p>
@@ -2189,7 +2189,7 @@
           <w:sz w:val="19"/>
           <w:szCs w:val="19"/>
         </w:rPr>
-        <w:t xml:space="preserve">    return a &gt; b ? a : b;</w:t>
+        <w:t xml:space="preserve">    return a &gt; b ? a : b;</w:t>
       </w:r>
     </w:p>
     <w:p>
@@ -3302,7 +3302,7 @@
           <w:sz w:val="19"/>
           <w:szCs w:val="19"/>
         </w:rPr>
-        <w:t xml:space="preserve">"Renault Clio [VF123] : 20000.0 -&gt; 18000.0"</w:t>
+        <w:t xml:space="preserve">"Renault Clio [VF123] : 20000.0 -&gt; 18000.0"</w:t>
       </w:r>
     </w:p>
     <w:p>

--- a/enonces/TAB_enonces.docx
+++ b/enonces/TAB_enonces.docx
@@ -3673,7 +3673,7 @@
                 <w:sz w:val="22"/>
                 <w:szCs w:val="22"/>
               </w:rPr>
-              <w:t xml:space="preserve">Un Vendor possède une Person : c'est un champ, comme un autre. On serait tenté d'écrire qu'un vendeur EST une personne, ce qui se traduirait par de l'héritage — mais ce n'est pas le sujet de cette séance, et la distinction entre « a un » et « est un » mérite mieux qu'une note de bas de page.</w:t>
+              <w:t xml:space="preserve">Un Vendor possède une Person : c'est un champ, comme un autre. Le vendeur est vu ici comme un rôle que joue une personne. On aurait pu écrire, tout aussi légitimement, qu'un vendeur EST une personne : c'est l'héritage, que vous connaissez par le C#. Les deux modèles se défendent ; celui-ci permettrait à la même personne de jouer d'autres rôles, d'être cliente par exemple, sans changer de classe.</w:t>
             </w:r>
           </w:p>
           <w:p>
@@ -3685,7 +3685,7 @@
                 <w:sz w:val="22"/>
                 <w:szCs w:val="22"/>
               </w:rPr>
-              <w:t xml:space="preserve">Vous y viendrez au thème ABS, et vous pourrez alors reprendre cet exercice pour en discuter.</w:t>
+              <w:t xml:space="preserve">Le thème ABS compare les deux approches sur cet exemple.</w:t>
             </w:r>
           </w:p>
         </w:tc>

--- a/enonces/TAB_enonces.docx
+++ b/enonces/TAB_enonces.docx
@@ -4,7 +4,52 @@
   <w:body>
     <w:p>
       <w:pPr>
-        <w:spacing w:after="120" w:before="1200"/>
+        <w:spacing w:after="0"/>
+      </w:pPr>
+      <w:r>
+        <w:drawing>
+          <wp:inline distT="0" distB="0" distL="0" distR="0">
+            <wp:extent cx="1514475" cy="723900"/>
+            <wp:effectExtent t="0" r="0" b="0" l="0"/>
+            <wp:docPr id="1" name="logo" descr="Logo de l'EPHEC" title="EPHEC"/>
+            <wp:cNvGraphicFramePr>
+              <a:graphicFrameLocks xmlns:a="http://schemas.openxmlformats.org/drawingml/2006/main" noChangeAspect="1"/>
+            </wp:cNvGraphicFramePr>
+            <a:graphic xmlns:a="http://schemas.openxmlformats.org/drawingml/2006/main">
+              <a:graphicData uri="http://schemas.openxmlformats.org/drawingml/2006/picture">
+                <pic:pic xmlns:pic="http://schemas.openxmlformats.org/drawingml/2006/picture">
+                  <pic:nvPicPr>
+                    <pic:cNvPr id="0" name="" descr=""/>
+                    <pic:cNvPicPr>
+                      <a:picLocks noChangeAspect="1" noChangeArrowheads="1"/>
+                    </pic:cNvPicPr>
+                  </pic:nvPicPr>
+                  <pic:blipFill>
+                    <a:blip r:embed="rId7" cstate="none"/>
+                    <a:srcRect/>
+                    <a:stretch>
+                      <a:fillRect/>
+                    </a:stretch>
+                  </pic:blipFill>
+                  <pic:spPr bwMode="auto">
+                    <a:xfrm>
+                      <a:off x="0" y="0"/>
+                      <a:ext cx="1514475" cy="723900"/>
+                    </a:xfrm>
+                    <a:prstGeom prst="rect">
+                      <a:avLst/>
+                    </a:prstGeom>
+                  </pic:spPr>
+                </pic:pic>
+              </a:graphicData>
+            </a:graphic>
+          </wp:inline>
+        </w:drawing>
+      </w:r>
+    </w:p>
+    <w:p>
+      <w:pPr>
+        <w:spacing w:after="120" w:before="700"/>
         <w:jc w:val="center"/>
       </w:pPr>
       <w:r>
@@ -64,6 +109,7 @@
     </w:p>
     <w:p>
       <w:pPr>
+        <w:keepNext w:val="false"/>
         <w:spacing w:after="120"/>
         <w:jc w:val="center"/>
       </w:pPr>
@@ -78,6 +124,7 @@
     </w:p>
     <w:p>
       <w:pPr>
+        <w:keepNext w:val="false"/>
         <w:spacing w:after="120"/>
         <w:jc w:val="center"/>
       </w:pPr>
@@ -117,32 +164,736 @@
         <w:t xml:space="preserve">Comment travailler ces exercices</w:t>
       </w:r>
     </w:p>
+    <w:tbl>
+      <w:tblPr>
+        <w:tblW w:type="dxa" w:w="9360"/>
+        <w:tblBorders>
+          <w:top w:val="single" w:color="BFBFBF" w:sz="2"/>
+          <w:left w:val="single" w:color="BFBFBF" w:sz="2"/>
+          <w:bottom w:val="single" w:color="BFBFBF" w:sz="2"/>
+          <w:right w:val="single" w:color="BFBFBF" w:sz="2"/>
+          <w:insideH w:val="none"/>
+          <w:insideV w:val="none"/>
+        </w:tblBorders>
+      </w:tblPr>
+      <w:tblGrid>
+        <w:gridCol w:w="9360"/>
+      </w:tblGrid>
+      <w:tr>
+        <w:trPr>
+          <w:cantSplit/>
+        </w:trPr>
+        <w:tc>
+          <w:tcPr>
+            <w:tcW w:type="dxa" w:w="9360"/>
+            <w:shd w:fill="F2F2F2" w:val="clear"/>
+            <w:tcMar>
+              <w:top w:type="dxa" w:w="140"/>
+              <w:left w:type="dxa" w:w="180"/>
+              <w:bottom w:type="dxa" w:w="140"/>
+              <w:right w:type="dxa" w:w="180"/>
+            </w:tcMar>
+          </w:tcPr>
+          <w:p>
+            <w:pPr>
+              <w:keepNext/>
+              <w:spacing w:after="100" w:before="0"/>
+            </w:pPr>
+            <w:r>
+              <w:rPr>
+                <w:sz w:val="22"/>
+                <w:szCs w:val="22"/>
+              </w:rPr>
+              <w:t xml:space="preserve">Les exercices de ce thème se trouvent tous dans </w:t>
+            </w:r>
+            <w:r>
+              <w:rPr>
+                <w:rFonts w:ascii="Consolas" w:hAnsi="Consolas" w:cs="Consolas"/>
+                <w:color w:val="E97132" w:themeColor="accent2"/>
+                <w:sz w:val="18"/>
+                <w:szCs w:val="18"/>
+              </w:rPr>
+              <w:t xml:space="preserve">be.ephec.java.tab</w:t>
+            </w:r>
+            <w:r>
+              <w:rPr>
+                <w:sz w:val="22"/>
+                <w:szCs w:val="22"/>
+              </w:rPr>
+              <w:t xml:space="preserve">, chacun dans un sous-package.</w:t>
+            </w:r>
+          </w:p>
+          <w:p>
+            <w:pPr>
+              <w:keepNext/>
+              <w:spacing w:after="100" w:before="0"/>
+            </w:pPr>
+            <w:r>
+              <w:rPr>
+                <w:b/>
+                <w:bCs/>
+                <w:sz w:val="22"/>
+                <w:szCs w:val="22"/>
+              </w:rPr>
+              <w:t xml:space="preserve">Chaque exercice est autonome. </w:t>
+            </w:r>
+            <w:r>
+              <w:rPr>
+                <w:sz w:val="22"/>
+                <w:szCs w:val="22"/>
+              </w:rPr>
+              <w:t xml:space="preserve">Son package contient tout ce dont il a besoin et n'importe jamais une classe d'un autre exercice. </w:t>
+            </w:r>
+            <w:r>
+              <w:rPr>
+                <w:sz w:val="22"/>
+                <w:szCs w:val="22"/>
+              </w:rPr>
+              <w:t xml:space="preserve">Quand un exercice reprend une classe d'un exercice précédent, vous partez d'une copie : </w:t>
+            </w:r>
+            <w:r>
+              <w:rPr>
+                <w:sz w:val="22"/>
+                <w:szCs w:val="22"/>
+              </w:rPr>
+              <w:t xml:space="preserve">vous pouvez donc en rater un sans être bloqué pour la suite.</w:t>
+            </w:r>
+          </w:p>
+          <w:p>
+            <w:pPr>
+              <w:keepNext/>
+              <w:spacing w:after="100" w:before="0"/>
+            </w:pPr>
+            <w:r>
+              <w:rPr>
+                <w:b/>
+                <w:bCs/>
+                <w:sz w:val="22"/>
+                <w:szCs w:val="22"/>
+              </w:rPr>
+              <w:t xml:space="preserve">Comment lancer les tests, comment lire un test vert, pourquoi laisser votre code compilable : </w:t>
+            </w:r>
+            <w:r>
+              <w:rPr>
+                <w:sz w:val="22"/>
+                <w:szCs w:val="22"/>
+              </w:rPr>
+              <w:t xml:space="preserve">tout cela est commun à tous les thèmes et se trouve dans un document à part, </w:t>
+            </w:r>
+            <w:r>
+              <w:rPr>
+                <w:rFonts w:ascii="Consolas" w:hAnsi="Consolas" w:cs="Consolas"/>
+                <w:color w:val="E97132" w:themeColor="accent2"/>
+                <w:sz w:val="18"/>
+                <w:szCs w:val="18"/>
+              </w:rPr>
+              <w:t xml:space="preserve">Memento_Exercices.docx</w:t>
+            </w:r>
+            <w:r>
+              <w:rPr>
+                <w:sz w:val="22"/>
+                <w:szCs w:val="22"/>
+              </w:rPr>
+              <w:t xml:space="preserve">. Lisez-le une fois en début d'année.</w:t>
+            </w:r>
+          </w:p>
+          <w:p>
+            <w:pPr>
+              <w:keepNext/>
+              <w:spacing w:after="60" w:before="120"/>
+            </w:pPr>
+            <w:r>
+              <w:rPr>
+                <w:b/>
+                <w:bCs/>
+                <w:sz w:val="22"/>
+                <w:szCs w:val="22"/>
+              </w:rPr>
+              <w:t xml:space="preserve">Comment se lit un exercice</w:t>
+            </w:r>
+          </w:p>
+          <w:p>
+            <w:pPr>
+              <w:keepNext/>
+              <w:spacing w:after="100" w:before="0"/>
+            </w:pPr>
+            <w:r>
+              <w:rPr>
+                <w:sz w:val="22"/>
+                <w:szCs w:val="22"/>
+              </w:rPr>
+              <w:t xml:space="preserve">Chaque exercice suit la même structure. Toutes les sections ne figurent pas dans tous les exercices.</w:t>
+            </w:r>
+          </w:p>
+          <w:tbl>
+            <w:tblPr>
+              <w:tblW w:type="dxa" w:w="8880"/>
+              <w:tblBorders>
+                <w:top w:val="single" w:color="auto" w:sz="4"/>
+                <w:left w:val="single" w:color="auto" w:sz="4"/>
+                <w:bottom w:val="single" w:color="auto" w:sz="4"/>
+                <w:right w:val="single" w:color="auto" w:sz="4"/>
+                <w:insideH w:val="single" w:color="auto" w:sz="4"/>
+                <w:insideV w:val="single" w:color="auto" w:sz="4"/>
+              </w:tblBorders>
+            </w:tblPr>
+            <w:tblGrid>
+              <w:gridCol w:w="2500"/>
+              <w:gridCol w:w="6380"/>
+            </w:tblGrid>
+            <w:tr>
+              <w:trPr>
+                <w:tblHeader/>
+              </w:trPr>
+              <w:tc>
+                <w:tcPr>
+                  <w:tcW w:type="dxa" w:w="2500"/>
+                  <w:shd w:fill="D9D9D9" w:val="clear"/>
+                  <w:tcMar>
+                    <w:top w:type="dxa" w:w="50"/>
+                    <w:left w:type="dxa" w:w="100"/>
+                    <w:bottom w:type="dxa" w:w="50"/>
+                    <w:right w:type="dxa" w:w="100"/>
+                  </w:tcMar>
+                </w:tcPr>
+                <w:p>
+                  <w:pPr>
+                    <w:spacing w:after="0"/>
+                  </w:pPr>
+                  <w:r>
+                    <w:rPr>
+                      <w:b/>
+                      <w:bCs/>
+                      <w:sz w:val="20"/>
+                      <w:szCs w:val="20"/>
+                    </w:rPr>
+                    <w:t xml:space="preserve">Section</w:t>
+                  </w:r>
+                </w:p>
+              </w:tc>
+              <w:tc>
+                <w:tcPr>
+                  <w:tcW w:type="dxa" w:w="6380"/>
+                  <w:shd w:fill="D9D9D9" w:val="clear"/>
+                  <w:tcMar>
+                    <w:top w:type="dxa" w:w="50"/>
+                    <w:left w:type="dxa" w:w="100"/>
+                    <w:bottom w:type="dxa" w:w="50"/>
+                    <w:right w:type="dxa" w:w="100"/>
+                  </w:tcMar>
+                </w:tcPr>
+                <w:p>
+                  <w:pPr>
+                    <w:spacing w:after="0"/>
+                  </w:pPr>
+                  <w:r>
+                    <w:rPr>
+                      <w:b/>
+                      <w:bCs/>
+                      <w:sz w:val="20"/>
+                      <w:szCs w:val="20"/>
+                    </w:rPr>
+                    <w:t xml:space="preserve">Ce qu'elle vous apporte</w:t>
+                  </w:r>
+                </w:p>
+              </w:tc>
+            </w:tr>
+            <w:tr>
+              <w:trPr>
+                <w:cantSplit/>
+              </w:trPr>
+              <w:tc>
+                <w:tcPr>
+                  <w:tcW w:type="dxa" w:w="2500"/>
+                  <w:shd w:fill="FFFFFF" w:val="clear"/>
+                  <w:tcMar>
+                    <w:top w:type="dxa" w:w="50"/>
+                    <w:left w:type="dxa" w:w="100"/>
+                    <w:bottom w:type="dxa" w:w="50"/>
+                    <w:right w:type="dxa" w:w="100"/>
+                  </w:tcMar>
+                </w:tcPr>
+                <w:p>
+                  <w:pPr>
+                    <w:spacing w:after="0"/>
+                  </w:pPr>
+                  <w:r>
+                    <w:rPr>
+                      <w:b/>
+                      <w:bCs/>
+                      <w:sz w:val="20"/>
+                      <w:szCs w:val="20"/>
+                    </w:rPr>
+                    <w:t xml:space="preserve">Objectif</w:t>
+                  </w:r>
+                </w:p>
+              </w:tc>
+              <w:tc>
+                <w:tcPr>
+                  <w:tcW w:type="dxa" w:w="6380"/>
+                  <w:shd w:fill="FFFFFF" w:val="clear"/>
+                  <w:tcMar>
+                    <w:top w:type="dxa" w:w="50"/>
+                    <w:left w:type="dxa" w:w="100"/>
+                    <w:bottom w:type="dxa" w:w="50"/>
+                    <w:right w:type="dxa" w:w="100"/>
+                  </w:tcMar>
+                </w:tcPr>
+                <w:p>
+                  <w:pPr>
+                    <w:spacing w:after="0"/>
+                  </w:pPr>
+                  <w:r>
+                    <w:rPr>
+                      <w:sz w:val="20"/>
+                      <w:szCs w:val="20"/>
+                    </w:rPr>
+                    <w:t xml:space="preserve">Ce que l'exercice vous fait pratiquer, en une ou deux phrases.</w:t>
+                  </w:r>
+                </w:p>
+              </w:tc>
+            </w:tr>
+            <w:tr>
+              <w:trPr>
+                <w:cantSplit/>
+              </w:trPr>
+              <w:tc>
+                <w:tcPr>
+                  <w:tcW w:type="dxa" w:w="2500"/>
+                  <w:shd w:fill="FFFFFF" w:val="clear"/>
+                  <w:tcMar>
+                    <w:top w:type="dxa" w:w="50"/>
+                    <w:left w:type="dxa" w:w="100"/>
+                    <w:bottom w:type="dxa" w:w="50"/>
+                    <w:right w:type="dxa" w:w="100"/>
+                  </w:tcMar>
+                </w:tcPr>
+                <w:p>
+                  <w:pPr>
+                    <w:spacing w:after="0"/>
+                  </w:pPr>
+                  <w:r>
+                    <w:rPr>
+                      <w:b/>
+                      <w:bCs/>
+                      <w:sz w:val="20"/>
+                      <w:szCs w:val="20"/>
+                    </w:rPr>
+                    <w:t xml:space="preserve">Contexte</w:t>
+                  </w:r>
+                </w:p>
+              </w:tc>
+              <w:tc>
+                <w:tcPr>
+                  <w:tcW w:type="dxa" w:w="6380"/>
+                  <w:shd w:fill="FFFFFF" w:val="clear"/>
+                  <w:tcMar>
+                    <w:top w:type="dxa" w:w="50"/>
+                    <w:left w:type="dxa" w:w="100"/>
+                    <w:bottom w:type="dxa" w:w="50"/>
+                    <w:right w:type="dxa" w:w="100"/>
+                  </w:tcMar>
+                </w:tcPr>
+                <w:p>
+                  <w:pPr>
+                    <w:spacing w:after="0"/>
+                  </w:pPr>
+                  <w:r>
+                    <w:rPr>
+                      <w:sz w:val="20"/>
+                      <w:szCs w:val="20"/>
+                    </w:rPr>
+                    <w:t xml:space="preserve">Facultatif. La situation ou le rappel qui éclaire l'énoncé.</w:t>
+                  </w:r>
+                </w:p>
+              </w:tc>
+            </w:tr>
+            <w:tr>
+              <w:trPr>
+                <w:cantSplit/>
+              </w:trPr>
+              <w:tc>
+                <w:tcPr>
+                  <w:tcW w:type="dxa" w:w="2500"/>
+                  <w:shd w:fill="FFFFFF" w:val="clear"/>
+                  <w:tcMar>
+                    <w:top w:type="dxa" w:w="50"/>
+                    <w:left w:type="dxa" w:w="100"/>
+                    <w:bottom w:type="dxa" w:w="50"/>
+                    <w:right w:type="dxa" w:w="100"/>
+                  </w:tcMar>
+                </w:tcPr>
+                <w:p>
+                  <w:pPr>
+                    <w:spacing w:after="0"/>
+                  </w:pPr>
+                  <w:r>
+                    <w:rPr>
+                      <w:b/>
+                      <w:bCs/>
+                      <w:sz w:val="20"/>
+                      <w:szCs w:val="20"/>
+                    </w:rPr>
+                    <w:t xml:space="preserve">Énoncé</w:t>
+                  </w:r>
+                </w:p>
+              </w:tc>
+              <w:tc>
+                <w:tcPr>
+                  <w:tcW w:type="dxa" w:w="6380"/>
+                  <w:shd w:fill="FFFFFF" w:val="clear"/>
+                  <w:tcMar>
+                    <w:top w:type="dxa" w:w="50"/>
+                    <w:left w:type="dxa" w:w="100"/>
+                    <w:bottom w:type="dxa" w:w="50"/>
+                    <w:right w:type="dxa" w:w="100"/>
+                  </w:tcMar>
+                </w:tcPr>
+                <w:p>
+                  <w:pPr>
+                    <w:spacing w:after="0"/>
+                  </w:pPr>
+                  <w:r>
+                    <w:rPr>
+                      <w:sz w:val="20"/>
+                      <w:szCs w:val="20"/>
+                    </w:rPr>
+                    <w:t xml:space="preserve">Ce qu'il faut écrire. Un énoncé long est parfois découpé en deux parties.</w:t>
+                  </w:r>
+                </w:p>
+              </w:tc>
+            </w:tr>
+            <w:tr>
+              <w:trPr>
+                <w:cantSplit/>
+              </w:trPr>
+              <w:tc>
+                <w:tcPr>
+                  <w:tcW w:type="dxa" w:w="2500"/>
+                  <w:shd w:fill="FFFFFF" w:val="clear"/>
+                  <w:tcMar>
+                    <w:top w:type="dxa" w:w="50"/>
+                    <w:left w:type="dxa" w:w="100"/>
+                    <w:bottom w:type="dxa" w:w="50"/>
+                    <w:right w:type="dxa" w:w="100"/>
+                  </w:tcMar>
+                </w:tcPr>
+                <w:p>
+                  <w:pPr>
+                    <w:spacing w:after="0"/>
+                  </w:pPr>
+                  <w:r>
+                    <w:rPr>
+                      <w:b/>
+                      <w:bCs/>
+                      <w:sz w:val="20"/>
+                      <w:szCs w:val="20"/>
+                    </w:rPr>
+                    <w:t xml:space="preserve">Spécifications à respecter</w:t>
+                  </w:r>
+                </w:p>
+              </w:tc>
+              <w:tc>
+                <w:tcPr>
+                  <w:tcW w:type="dxa" w:w="6380"/>
+                  <w:shd w:fill="FFFFFF" w:val="clear"/>
+                  <w:tcMar>
+                    <w:top w:type="dxa" w:w="50"/>
+                    <w:left w:type="dxa" w:w="100"/>
+                    <w:bottom w:type="dxa" w:w="50"/>
+                    <w:right w:type="dxa" w:w="100"/>
+                  </w:tcMar>
+                </w:tcPr>
+                <w:p>
+                  <w:pPr>
+                    <w:spacing w:after="0"/>
+                  </w:pPr>
+                  <w:r>
+                    <w:rPr>
+                      <w:sz w:val="20"/>
+                      <w:szCs w:val="20"/>
+                    </w:rPr>
+                    <w:t xml:space="preserve">Les noms, les signatures et les comportements imposés. Les tests s'appuient dessus : respectez-les à la lettre.</w:t>
+                  </w:r>
+                </w:p>
+              </w:tc>
+            </w:tr>
+            <w:tr>
+              <w:trPr>
+                <w:cantSplit/>
+              </w:trPr>
+              <w:tc>
+                <w:tcPr>
+                  <w:tcW w:type="dxa" w:w="2500"/>
+                  <w:shd w:fill="FFFFFF" w:val="clear"/>
+                  <w:tcMar>
+                    <w:top w:type="dxa" w:w="50"/>
+                    <w:left w:type="dxa" w:w="100"/>
+                    <w:bottom w:type="dxa" w:w="50"/>
+                    <w:right w:type="dxa" w:w="100"/>
+                  </w:tcMar>
+                </w:tcPr>
+                <w:p>
+                  <w:pPr>
+                    <w:spacing w:after="0"/>
+                  </w:pPr>
+                  <w:r>
+                    <w:rPr>
+                      <w:b/>
+                      <w:bCs/>
+                      <w:sz w:val="20"/>
+                      <w:szCs w:val="20"/>
+                    </w:rPr>
+                    <w:t xml:space="preserve">Ce qui vous est fourni</w:t>
+                  </w:r>
+                </w:p>
+              </w:tc>
+              <w:tc>
+                <w:tcPr>
+                  <w:tcW w:type="dxa" w:w="6380"/>
+                  <w:shd w:fill="FFFFFF" w:val="clear"/>
+                  <w:tcMar>
+                    <w:top w:type="dxa" w:w="50"/>
+                    <w:left w:type="dxa" w:w="100"/>
+                    <w:bottom w:type="dxa" w:w="50"/>
+                    <w:right w:type="dxa" w:w="100"/>
+                  </w:tcMar>
+                </w:tcPr>
+                <w:p>
+                  <w:pPr>
+                    <w:spacing w:after="0"/>
+                  </w:pPr>
+                  <w:r>
+                    <w:rPr>
+                      <w:sz w:val="20"/>
+                      <w:szCs w:val="20"/>
+                    </w:rPr>
+                    <w:t xml:space="preserve">Les classes déjà écrites que vous trouverez dans le package de l'exercice.</w:t>
+                  </w:r>
+                </w:p>
+              </w:tc>
+            </w:tr>
+            <w:tr>
+              <w:trPr>
+                <w:cantSplit/>
+              </w:trPr>
+              <w:tc>
+                <w:tcPr>
+                  <w:tcW w:type="dxa" w:w="2500"/>
+                  <w:shd w:fill="FFFFFF" w:val="clear"/>
+                  <w:tcMar>
+                    <w:top w:type="dxa" w:w="50"/>
+                    <w:left w:type="dxa" w:w="100"/>
+                    <w:bottom w:type="dxa" w:w="50"/>
+                    <w:right w:type="dxa" w:w="100"/>
+                  </w:tcMar>
+                </w:tcPr>
+                <w:p>
+                  <w:pPr>
+                    <w:spacing w:after="0"/>
+                  </w:pPr>
+                  <w:r>
+                    <w:rPr>
+                      <w:b/>
+                      <w:bCs/>
+                      <w:sz w:val="20"/>
+                      <w:szCs w:val="20"/>
+                    </w:rPr>
+                    <w:t xml:space="preserve">Exemples attendus</w:t>
+                  </w:r>
+                </w:p>
+              </w:tc>
+              <w:tc>
+                <w:tcPr>
+                  <w:tcW w:type="dxa" w:w="6380"/>
+                  <w:shd w:fill="FFFFFF" w:val="clear"/>
+                  <w:tcMar>
+                    <w:top w:type="dxa" w:w="50"/>
+                    <w:left w:type="dxa" w:w="100"/>
+                    <w:bottom w:type="dxa" w:w="50"/>
+                    <w:right w:type="dxa" w:w="100"/>
+                  </w:tcMar>
+                </w:tcPr>
+                <w:p>
+                  <w:pPr>
+                    <w:spacing w:after="0"/>
+                  </w:pPr>
+                  <w:r>
+                    <w:rPr>
+                      <w:sz w:val="20"/>
+                      <w:szCs w:val="20"/>
+                    </w:rPr>
+                    <w:t xml:space="preserve">Des valeurs d'entrée et les résultats qu'elles doivent produire.</w:t>
+                  </w:r>
+                </w:p>
+              </w:tc>
+            </w:tr>
+            <w:tr>
+              <w:trPr>
+                <w:cantSplit/>
+              </w:trPr>
+              <w:tc>
+                <w:tcPr>
+                  <w:tcW w:type="dxa" w:w="2500"/>
+                  <w:shd w:fill="FFFFFF" w:val="clear"/>
+                  <w:tcMar>
+                    <w:top w:type="dxa" w:w="50"/>
+                    <w:left w:type="dxa" w:w="100"/>
+                    <w:bottom w:type="dxa" w:w="50"/>
+                    <w:right w:type="dxa" w:w="100"/>
+                  </w:tcMar>
+                </w:tcPr>
+                <w:p>
+                  <w:pPr>
+                    <w:spacing w:after="0"/>
+                  </w:pPr>
+                  <w:r>
+                    <w:rPr>
+                      <w:b/>
+                      <w:bCs/>
+                      <w:sz w:val="20"/>
+                      <w:szCs w:val="20"/>
+                    </w:rPr>
+                    <w:t xml:space="preserve">Comment vérifier votre code</w:t>
+                  </w:r>
+                </w:p>
+              </w:tc>
+              <w:tc>
+                <w:tcPr>
+                  <w:tcW w:type="dxa" w:w="6380"/>
+                  <w:shd w:fill="FFFFFF" w:val="clear"/>
+                  <w:tcMar>
+                    <w:top w:type="dxa" w:w="50"/>
+                    <w:left w:type="dxa" w:w="100"/>
+                    <w:bottom w:type="dxa" w:w="50"/>
+                    <w:right w:type="dxa" w:w="100"/>
+                  </w:tcMar>
+                </w:tcPr>
+                <w:p>
+                  <w:pPr>
+                    <w:spacing w:after="0"/>
+                  </w:pPr>
+                  <w:r>
+                    <w:rPr>
+                      <w:sz w:val="20"/>
+                      <w:szCs w:val="20"/>
+                    </w:rPr>
+                    <w:t xml:space="preserve">La classe de test à lancer et ce qu'elle contrôle. Tant qu'elle n'est pas entièrement verte, l'exercice n'est pas terminé.</w:t>
+                  </w:r>
+                </w:p>
+              </w:tc>
+            </w:tr>
+            <w:tr>
+              <w:trPr>
+                <w:cantSplit/>
+              </w:trPr>
+              <w:tc>
+                <w:tcPr>
+                  <w:tcW w:type="dxa" w:w="2500"/>
+                  <w:shd w:fill="FFFFFF" w:val="clear"/>
+                  <w:tcMar>
+                    <w:top w:type="dxa" w:w="50"/>
+                    <w:left w:type="dxa" w:w="100"/>
+                    <w:bottom w:type="dxa" w:w="50"/>
+                    <w:right w:type="dxa" w:w="100"/>
+                  </w:tcMar>
+                </w:tcPr>
+                <w:p>
+                  <w:pPr>
+                    <w:spacing w:after="0"/>
+                  </w:pPr>
+                  <w:r>
+                    <w:rPr>
+                      <w:b/>
+                      <w:bCs/>
+                      <w:sz w:val="20"/>
+                      <w:szCs w:val="20"/>
+                    </w:rPr>
+                    <w:t xml:space="preserve">Questions à se poser</w:t>
+                  </w:r>
+                </w:p>
+              </w:tc>
+              <w:tc>
+                <w:tcPr>
+                  <w:tcW w:type="dxa" w:w="6380"/>
+                  <w:shd w:fill="FFFFFF" w:val="clear"/>
+                  <w:tcMar>
+                    <w:top w:type="dxa" w:w="50"/>
+                    <w:left w:type="dxa" w:w="100"/>
+                    <w:bottom w:type="dxa" w:w="50"/>
+                    <w:right w:type="dxa" w:w="100"/>
+                  </w:tcMar>
+                </w:tcPr>
+                <w:p>
+                  <w:pPr>
+                    <w:spacing w:after="0"/>
+                  </w:pPr>
+                  <w:r>
+                    <w:rPr>
+                      <w:sz w:val="20"/>
+                      <w:szCs w:val="20"/>
+                    </w:rPr>
+                    <w:t xml:space="preserve">Des questions pour prendre du recul une fois l'exercice réussi. Il n'y a rien à rendre : ce sont elles qui fixent ce que vous avez appris.</w:t>
+                  </w:r>
+                </w:p>
+              </w:tc>
+            </w:tr>
+          </w:tbl>
+          <w:p>
+            <w:pPr>
+              <w:keepNext/>
+              <w:spacing w:after="0" w:before="120"/>
+            </w:pPr>
+            <w:r>
+              <w:rPr>
+                <w:sz w:val="22"/>
+                <w:szCs w:val="22"/>
+              </w:rPr>
+              <w:t xml:space="preserve">D'autres titres apparaissent ponctuellement : un piège à connaître, une remarque, un rappel. </w:t>
+            </w:r>
+            <w:r>
+              <w:rPr>
+                <w:sz w:val="22"/>
+                <w:szCs w:val="22"/>
+              </w:rPr>
+              <w:t xml:space="preserve">Ce sont des encarts propres à l'exercice, à lire avant de commencer.</w:t>
+            </w:r>
+          </w:p>
+        </w:tc>
+      </w:tr>
+    </w:tbl>
     <w:p>
       <w:pPr>
         <w:spacing w:after="120"/>
       </w:pPr>
-      <w:r>
-        <w:rPr>
-          <w:sz w:val="22"/>
-          <w:szCs w:val="22"/>
-        </w:rPr>
-        <w:t xml:space="preserve">Les exercices de ce thème vivent sous </w:t>
-      </w:r>
-      <w:r>
-        <w:rPr>
-          <w:rFonts w:ascii="Consolas" w:cs="Consolas" w:eastAsia="Consolas" w:hAnsi="Consolas"/>
-          <w:color w:val="8B2500"/>
-          <w:sz w:val="22"/>
-          <w:szCs w:val="22"/>
-        </w:rPr>
-        <w:t xml:space="preserve">be.ephec.java.tab</w:t>
-      </w:r>
-      <w:r>
-        <w:rPr>
-          <w:sz w:val="22"/>
-          <w:szCs w:val="22"/>
-        </w:rPr>
-        <w:t xml:space="preserve">, un sous-package par exercice.</w:t>
+    </w:p>
+    <w:p>
+      <w:pPr>
+        <w:keepNext/>
+        <w:spacing w:after="120"/>
+      </w:pPr>
+      <w:r>
+        <w:rPr>
+          <w:sz w:val="22"/>
+          <w:szCs w:val="22"/>
+        </w:rPr>
+        <w:t xml:space="preserve">Les exercices du thème. Leurs codes sont </w:t>
+      </w:r>
+      <w:r>
+        <w:rPr>
+          <w:b/>
+          <w:bCs/>
+          <w:sz w:val="22"/>
+          <w:szCs w:val="22"/>
+        </w:rPr>
+        <w:t xml:space="preserve">cliquables</w:t>
+      </w:r>
+      <w:r>
+        <w:rPr>
+          <w:sz w:val="22"/>
+          <w:szCs w:val="22"/>
+        </w:rPr>
+        <w:t xml:space="preserve"> : ils mènent directement à l'exercice.</w:t>
       </w:r>
     </w:p>
     <w:tbl>
@@ -293,7 +1044,8 @@
             </w:pPr>
             <w:r>
               <w:rPr>
-                <w:rFonts w:ascii="Consolas" w:cs="Consolas" w:eastAsia="Consolas" w:hAnsi="Consolas"/>
+                <w:rFonts w:ascii="Consolas" w:hAnsi="Consolas" w:cs="Consolas"/>
+                <w:color w:val="E97132" w:themeColor="accent2"/>
                 <w:sz w:val="18"/>
                 <w:szCs w:val="18"/>
               </w:rPr>
@@ -373,7 +1125,8 @@
             </w:pPr>
             <w:r>
               <w:rPr>
-                <w:rFonts w:ascii="Consolas" w:cs="Consolas" w:eastAsia="Consolas" w:hAnsi="Consolas"/>
+                <w:rFonts w:ascii="Consolas" w:hAnsi="Consolas" w:cs="Consolas"/>
+                <w:color w:val="E97132" w:themeColor="accent2"/>
                 <w:sz w:val="18"/>
                 <w:szCs w:val="18"/>
               </w:rPr>
@@ -453,7 +1206,8 @@
             </w:pPr>
             <w:r>
               <w:rPr>
-                <w:rFonts w:ascii="Consolas" w:cs="Consolas" w:eastAsia="Consolas" w:hAnsi="Consolas"/>
+                <w:rFonts w:ascii="Consolas" w:hAnsi="Consolas" w:cs="Consolas"/>
+                <w:color w:val="E97132" w:themeColor="accent2"/>
                 <w:sz w:val="18"/>
                 <w:szCs w:val="18"/>
               </w:rPr>
@@ -533,7 +1287,8 @@
             </w:pPr>
             <w:r>
               <w:rPr>
-                <w:rFonts w:ascii="Consolas" w:cs="Consolas" w:eastAsia="Consolas" w:hAnsi="Consolas"/>
+                <w:rFonts w:ascii="Consolas" w:hAnsi="Consolas" w:cs="Consolas"/>
+                <w:color w:val="E97132" w:themeColor="accent2"/>
                 <w:sz w:val="18"/>
                 <w:szCs w:val="18"/>
               </w:rPr>
@@ -568,92 +1323,6 @@
     </w:tbl>
     <w:p>
       <w:pPr>
-        <w:spacing w:after="120"/>
-      </w:pPr>
-      <w:r>
-        <w:rPr>
-          <w:b/>
-          <w:bCs/>
-          <w:sz w:val="22"/>
-          <w:szCs w:val="22"/>
-        </w:rPr>
-        <w:t xml:space="preserve">Chaque exercice est autonome. </w:t>
-      </w:r>
-      <w:r>
-        <w:rPr>
-          <w:sz w:val="22"/>
-          <w:szCs w:val="22"/>
-        </w:rPr>
-        <w:t xml:space="preserve">Son package contient tout ce dont il a besoin et n'importe jamais une classe d'un autre exercice.</w:t>
-      </w:r>
-    </w:p>
-    <w:p>
-      <w:pPr>
-        <w:spacing w:after="120"/>
-      </w:pPr>
-      <w:r>
-        <w:rPr>
-          <w:b/>
-          <w:bCs/>
-          <w:sz w:val="22"/>
-          <w:szCs w:val="22"/>
-        </w:rPr>
-        <w:t xml:space="preserve">Comment lancer les tests, comment lire un test vert, pourquoi laisser votre code compilable : </w:t>
-      </w:r>
-      <w:r>
-        <w:rPr>
-          <w:sz w:val="22"/>
-          <w:szCs w:val="22"/>
-        </w:rPr>
-        <w:t xml:space="preserve">tout cela est commun aux quinze thèmes, et vit dans un document à part — </w:t>
-      </w:r>
-      <w:r>
-        <w:rPr>
-          <w:rFonts w:ascii="Consolas" w:cs="Consolas" w:eastAsia="Consolas" w:hAnsi="Consolas"/>
-          <w:color w:val="8B2500"/>
-          <w:sz w:val="22"/>
-          <w:szCs w:val="22"/>
-        </w:rPr>
-        <w:t xml:space="preserve">Memento_Exercices.docx</w:t>
-      </w:r>
-      <w:r>
-        <w:rPr>
-          <w:sz w:val="22"/>
-          <w:szCs w:val="22"/>
-        </w:rPr>
-        <w:t xml:space="preserve">. Lisez-le une fois en début d'année.</w:t>
-      </w:r>
-    </w:p>
-    <w:p>
-      <w:pPr>
-        <w:spacing w:after="120"/>
-      </w:pPr>
-      <w:r>
-        <w:rPr>
-          <w:sz w:val="22"/>
-          <w:szCs w:val="22"/>
-        </w:rPr>
-        <w:t xml:space="preserve">Ce fascicule-ci ne parle que de son thème. Les codes du tableau ci-dessus sont </w:t>
-      </w:r>
-      <w:r>
-        <w:rPr>
-          <w:b/>
-          <w:bCs/>
-          <w:sz w:val="22"/>
-          <w:szCs w:val="22"/>
-        </w:rPr>
-        <w:t xml:space="preserve">cliquables</w:t>
-      </w:r>
-      <w:r>
-        <w:rPr>
-          <w:sz w:val="22"/>
-          <w:szCs w:val="22"/>
-        </w:rPr>
-        <w:t xml:space="preserve"> : ils mènent directement à l'exercice.</w:t>
-      </w:r>
-    </w:p>
-    <w:p>
-      <w:pPr>
         <w:pStyle w:val="Heading2"/>
         <w:keepNext/>
         <w:spacing w:after="100" w:before="240"/>
@@ -698,10 +1367,10 @@
       </w:r>
       <w:r>
         <w:rPr>
-          <w:rFonts w:ascii="Consolas" w:cs="Consolas" w:eastAsia="Consolas" w:hAnsi="Consolas"/>
-          <w:color w:val="8B2500"/>
-          <w:sz w:val="22"/>
-          <w:szCs w:val="22"/>
+          <w:rFonts w:ascii="Consolas" w:hAnsi="Consolas" w:cs="Consolas"/>
+          <w:color w:val="E97132" w:themeColor="accent2"/>
+          <w:sz w:val="18"/>
+          <w:szCs w:val="18"/>
         </w:rPr>
         <w:t xml:space="preserve">new</w:t>
       </w:r>
@@ -714,10 +1383,10 @@
       </w:r>
       <w:r>
         <w:rPr>
-          <w:rFonts w:ascii="Consolas" w:cs="Consolas" w:eastAsia="Consolas" w:hAnsi="Consolas"/>
-          <w:color w:val="8B2500"/>
-          <w:sz w:val="22"/>
-          <w:szCs w:val="22"/>
+          <w:rFonts w:ascii="Consolas" w:hAnsi="Consolas" w:cs="Consolas"/>
+          <w:color w:val="E97132" w:themeColor="accent2"/>
+          <w:sz w:val="18"/>
+          <w:szCs w:val="18"/>
         </w:rPr>
         <w:t xml:space="preserve">COL</w:t>
       </w:r>
@@ -738,9 +1407,10 @@
       </w:pPr>
       <w:r>
         <w:rPr>
-          <w:rFonts w:ascii="Consolas" w:cs="Consolas" w:eastAsia="Consolas" w:hAnsi="Consolas"/>
-          <w:sz w:val="19"/>
-          <w:szCs w:val="19"/>
+          <w:rFonts w:ascii="Consolas" w:hAnsi="Consolas" w:cs="Consolas"/>
+          <w:color w:val="E97132" w:themeColor="accent2"/>
+          <w:sz w:val="18"/>
+          <w:szCs w:val="18"/>
         </w:rPr>
         <w:t xml:space="preserve">int[]   nombres = new int[5];              // 5 cases, toutes a 0</w:t>
       </w:r>
@@ -754,9 +1424,10 @@
       </w:pPr>
       <w:r>
         <w:rPr>
-          <w:rFonts w:ascii="Consolas" w:cs="Consolas" w:eastAsia="Consolas" w:hAnsi="Consolas"/>
-          <w:sz w:val="19"/>
-          <w:szCs w:val="19"/>
+          <w:rFonts w:ascii="Consolas" w:hAnsi="Consolas" w:cs="Consolas"/>
+          <w:color w:val="E97132" w:themeColor="accent2"/>
+          <w:sz w:val="18"/>
+          <w:szCs w:val="18"/>
         </w:rPr>
         <w:t xml:space="preserve">String[] mots   = { "Hello", "world" };     // 2 cases, deja remplies</w:t>
       </w:r>
@@ -770,9 +1441,10 @@
       </w:pPr>
       <w:r>
         <w:rPr>
-          <w:rFonts w:ascii="Consolas" w:cs="Consolas" w:eastAsia="Consolas" w:hAnsi="Consolas"/>
-          <w:sz w:val="19"/>
-          <w:szCs w:val="19"/>
+          <w:rFonts w:ascii="Consolas" w:hAnsi="Consolas" w:cs="Consolas"/>
+          <w:color w:val="E97132" w:themeColor="accent2"/>
+          <w:sz w:val="18"/>
+          <w:szCs w:val="18"/>
         </w:rPr>
         <w:t xml:space="preserve"> </w:t>
       </w:r>
@@ -786,9 +1458,10 @@
       </w:pPr>
       <w:r>
         <w:rPr>
-          <w:rFonts w:ascii="Consolas" w:cs="Consolas" w:eastAsia="Consolas" w:hAnsi="Consolas"/>
-          <w:sz w:val="19"/>
-          <w:szCs w:val="19"/>
+          <w:rFonts w:ascii="Consolas" w:hAnsi="Consolas" w:cs="Consolas"/>
+          <w:color w:val="E97132" w:themeColor="accent2"/>
+          <w:sz w:val="18"/>
+          <w:szCs w:val="18"/>
         </w:rPr>
         <w:t xml:space="preserve">int[][] matrice = new int[3][3];           // un tableau DE TABLEAUX</w:t>
       </w:r>
@@ -802,9 +1475,10 @@
       </w:pPr>
       <w:r>
         <w:rPr>
-          <w:rFonts w:ascii="Consolas" w:cs="Consolas" w:eastAsia="Consolas" w:hAnsi="Consolas"/>
-          <w:sz w:val="19"/>
-          <w:szCs w:val="19"/>
+          <w:rFonts w:ascii="Consolas" w:hAnsi="Consolas" w:cs="Consolas"/>
+          <w:color w:val="E97132" w:themeColor="accent2"/>
+          <w:sz w:val="18"/>
+          <w:szCs w:val="18"/>
         </w:rPr>
         <w:t xml:space="preserve">matrice[1]                                 // la deuxieme ligne, un int[]</w:t>
       </w:r>
@@ -818,9 +1492,10 @@
       </w:pPr>
       <w:r>
         <w:rPr>
-          <w:rFonts w:ascii="Consolas" w:cs="Consolas" w:eastAsia="Consolas" w:hAnsi="Consolas"/>
-          <w:sz w:val="19"/>
-          <w:szCs w:val="19"/>
+          <w:rFonts w:ascii="Consolas" w:hAnsi="Consolas" w:cs="Consolas"/>
+          <w:color w:val="E97132" w:themeColor="accent2"/>
+          <w:sz w:val="18"/>
+          <w:szCs w:val="18"/>
         </w:rPr>
         <w:t xml:space="preserve">matrice[1][2]                              // la troisieme case de cette ligne</w:t>
       </w:r>
@@ -847,10 +1522,10 @@
       </w:r>
       <w:r>
         <w:rPr>
-          <w:rFonts w:ascii="Consolas" w:cs="Consolas" w:eastAsia="Consolas" w:hAnsi="Consolas"/>
-          <w:color w:val="8B2500"/>
-          <w:sz w:val="22"/>
-          <w:szCs w:val="22"/>
+          <w:rFonts w:ascii="Consolas" w:hAnsi="Consolas" w:cs="Consolas"/>
+          <w:color w:val="E97132" w:themeColor="accent2"/>
+          <w:sz w:val="18"/>
+          <w:szCs w:val="18"/>
         </w:rPr>
         <w:t xml:space="preserve">TAB.2</w:t>
       </w:r>
@@ -888,6 +1563,7 @@
     </w:p>
     <w:p>
       <w:pPr>
+        <w:keepNext/>
         <w:spacing w:after="120"/>
       </w:pPr>
       <w:r>
@@ -898,7 +1574,18 @@
           <w:sz w:val="22"/>
           <w:szCs w:val="22"/>
         </w:rPr>
-        <w:t xml:space="preserve">Package : be.ephec.java.tab.e01</w:t>
+        <w:t xml:space="preserve">Package : </w:t>
+      </w:r>
+      <w:r>
+        <w:rPr>
+          <w:rFonts w:ascii="Consolas" w:hAnsi="Consolas" w:cs="Consolas"/>
+          <w:i/>
+          <w:iCs/>
+          <w:color w:val="E97132" w:themeColor="accent2"/>
+          <w:sz w:val="18"/>
+          <w:szCs w:val="18"/>
+        </w:rPr>
+        <w:t xml:space="preserve">be.ephec.java.tab.e01</w:t>
       </w:r>
     </w:p>
     <w:p>
@@ -920,6 +1607,7 @@
     </w:p>
     <w:p>
       <w:pPr>
+        <w:keepNext w:val="false"/>
         <w:spacing w:after="120"/>
       </w:pPr>
       <w:r>
@@ -960,10 +1648,10 @@
       </w:r>
       <w:r>
         <w:rPr>
-          <w:rFonts w:ascii="Consolas" w:cs="Consolas" w:eastAsia="Consolas" w:hAnsi="Consolas"/>
-          <w:color w:val="8B2500"/>
-          <w:sz w:val="22"/>
-          <w:szCs w:val="22"/>
+          <w:rFonts w:ascii="Consolas" w:hAnsi="Consolas" w:cs="Consolas"/>
+          <w:color w:val="E97132" w:themeColor="accent2"/>
+          <w:sz w:val="18"/>
+          <w:szCs w:val="18"/>
         </w:rPr>
         <w:t xml:space="preserve">Matrice</w:t>
       </w:r>
@@ -1095,7 +1783,8 @@
             </w:pPr>
             <w:r>
               <w:rPr>
-                <w:rFonts w:ascii="Consolas" w:cs="Consolas" w:eastAsia="Consolas" w:hAnsi="Consolas"/>
+                <w:rFonts w:ascii="Consolas" w:hAnsi="Consolas" w:cs="Consolas"/>
+                <w:color w:val="E97132" w:themeColor="accent2"/>
                 <w:sz w:val="18"/>
                 <w:szCs w:val="18"/>
               </w:rPr>
@@ -1119,7 +1808,8 @@
             </w:pPr>
             <w:r>
               <w:rPr>
-                <w:rFonts w:ascii="Consolas" w:cs="Consolas" w:eastAsia="Consolas" w:hAnsi="Consolas"/>
+                <w:rFonts w:ascii="Consolas" w:hAnsi="Consolas" w:cs="Consolas"/>
+                <w:color w:val="E97132" w:themeColor="accent2"/>
                 <w:sz w:val="18"/>
                 <w:szCs w:val="18"/>
               </w:rPr>
@@ -1171,7 +1861,8 @@
             </w:pPr>
             <w:r>
               <w:rPr>
-                <w:rFonts w:ascii="Consolas" w:cs="Consolas" w:eastAsia="Consolas" w:hAnsi="Consolas"/>
+                <w:rFonts w:ascii="Consolas" w:hAnsi="Consolas" w:cs="Consolas"/>
+                <w:color w:val="E97132" w:themeColor="accent2"/>
                 <w:sz w:val="18"/>
                 <w:szCs w:val="18"/>
               </w:rPr>
@@ -1195,7 +1886,8 @@
             </w:pPr>
             <w:r>
               <w:rPr>
-                <w:rFonts w:ascii="Consolas" w:cs="Consolas" w:eastAsia="Consolas" w:hAnsi="Consolas"/>
+                <w:rFonts w:ascii="Consolas" w:hAnsi="Consolas" w:cs="Consolas"/>
+                <w:color w:val="E97132" w:themeColor="accent2"/>
                 <w:sz w:val="18"/>
                 <w:szCs w:val="18"/>
               </w:rPr>
@@ -1241,10 +1933,10 @@
       </w:r>
       <w:r>
         <w:rPr>
-          <w:rFonts w:ascii="Consolas" w:cs="Consolas" w:eastAsia="Consolas" w:hAnsi="Consolas"/>
-          <w:color w:val="8B2500"/>
-          <w:sz w:val="22"/>
-          <w:szCs w:val="22"/>
+          <w:rFonts w:ascii="Consolas" w:hAnsi="Consolas" w:cs="Consolas"/>
+          <w:color w:val="E97132" w:themeColor="accent2"/>
+          <w:sz w:val="18"/>
+          <w:szCs w:val="18"/>
         </w:rPr>
         <w:t xml:space="preserve">enTexte</w:t>
       </w:r>
@@ -1265,9 +1957,10 @@
       </w:pPr>
       <w:r>
         <w:rPr>
-          <w:rFonts w:ascii="Consolas" w:cs="Consolas" w:eastAsia="Consolas" w:hAnsi="Consolas"/>
-          <w:sz w:val="19"/>
-          <w:szCs w:val="19"/>
+          <w:rFonts w:ascii="Consolas" w:hAnsi="Consolas" w:cs="Consolas"/>
+          <w:color w:val="E97132" w:themeColor="accent2"/>
+          <w:sz w:val="18"/>
+          <w:szCs w:val="18"/>
         </w:rPr>
         <w:t xml:space="preserve">carree(3)              -&gt;  { {1,2,3}, {4,5,6}, {7,8,9} }</w:t>
       </w:r>
@@ -1281,9 +1974,10 @@
       </w:pPr>
       <w:r>
         <w:rPr>
-          <w:rFonts w:ascii="Consolas" w:cs="Consolas" w:eastAsia="Consolas" w:hAnsi="Consolas"/>
-          <w:sz w:val="19"/>
-          <w:szCs w:val="19"/>
+          <w:rFonts w:ascii="Consolas" w:hAnsi="Consolas" w:cs="Consolas"/>
+          <w:color w:val="E97132" w:themeColor="accent2"/>
+          <w:sz w:val="18"/>
+          <w:szCs w:val="18"/>
         </w:rPr>
         <w:t xml:space="preserve">enTexte(carree(3))     -&gt;  "1 2 3\n4 5 6\n7 8 9"</w:t>
       </w:r>
@@ -1297,9 +1991,10 @@
       </w:pPr>
       <w:r>
         <w:rPr>
-          <w:rFonts w:ascii="Consolas" w:cs="Consolas" w:eastAsia="Consolas" w:hAnsi="Consolas"/>
-          <w:sz w:val="19"/>
-          <w:szCs w:val="19"/>
+          <w:rFonts w:ascii="Consolas" w:hAnsi="Consolas" w:cs="Consolas"/>
+          <w:color w:val="E97132" w:themeColor="accent2"/>
+          <w:sz w:val="18"/>
+          <w:szCs w:val="18"/>
         </w:rPr>
         <w:t xml:space="preserve">carree(0)              -&gt;  un tableau vide</w:t>
       </w:r>
@@ -1317,10 +2012,10 @@
       </w:r>
       <w:r>
         <w:rPr>
-          <w:rFonts w:ascii="Consolas" w:cs="Consolas" w:eastAsia="Consolas" w:hAnsi="Consolas"/>
-          <w:color w:val="8B2500"/>
-          <w:sz w:val="22"/>
-          <w:szCs w:val="22"/>
+          <w:rFonts w:ascii="Consolas" w:hAnsi="Consolas" w:cs="Consolas"/>
+          <w:color w:val="E97132" w:themeColor="accent2"/>
+          <w:sz w:val="18"/>
+          <w:szCs w:val="18"/>
         </w:rPr>
         <w:t xml:space="preserve">Programme</w:t>
       </w:r>
@@ -1334,6 +2029,7 @@
     </w:p>
     <w:p>
       <w:pPr>
+        <w:keepNext w:val="false"/>
         <w:spacing w:after="120"/>
       </w:pPr>
       <w:r>
@@ -1358,7 +2054,7 @@
           <w:sz w:val="24"/>
           <w:szCs w:val="24"/>
         </w:rPr>
-        <w:t xml:space="preserve">Vérification</w:t>
+        <w:t xml:space="preserve">Comment vérifier votre code</w:t>
       </w:r>
     </w:p>
     <w:tbl>
@@ -1397,24 +2093,40 @@
             </w:pPr>
             <w:r>
               <w:rPr>
-                <w:rFonts w:ascii="Consolas" w:cs="Consolas" w:eastAsia="Consolas" w:hAnsi="Consolas"/>
-                <w:color w:val="8B2500"/>
+                <w:rFonts w:ascii="Consolas" w:hAnsi="Consolas" w:cs="Consolas"/>
+                <w:color w:val="E97132" w:themeColor="accent2"/>
+                <w:sz w:val="18"/>
+                <w:szCs w:val="18"/>
+              </w:rPr>
+              <w:t xml:space="preserve">be.ephec.java.tab.e01.MatriceTest</w:t>
+            </w:r>
+          </w:p>
+          <w:p>
+            <w:pPr>
+              <w:spacing w:after="0"/>
+            </w:pPr>
+            <w:r>
+              <w:rPr>
                 <w:sz w:val="22"/>
                 <w:szCs w:val="22"/>
               </w:rPr>
-              <w:t xml:space="preserve">be.ephec.java.tab.e01.MatriceTest</w:t>
-            </w:r>
-          </w:p>
-          <w:p>
-            <w:pPr>
-              <w:spacing w:after="0"/>
-            </w:pPr>
+              <w:t xml:space="preserve">Vérifie les matrices 1×1, 3×3 et 4×4, le cas d'une taille nulle, et le format exact rendu par </w:t>
+            </w:r>
+            <w:r>
+              <w:rPr>
+                <w:rFonts w:ascii="Consolas" w:hAnsi="Consolas" w:cs="Consolas"/>
+                <w:color w:val="E97132" w:themeColor="accent2"/>
+                <w:sz w:val="18"/>
+                <w:szCs w:val="18"/>
+              </w:rPr>
+              <w:t xml:space="preserve">enTexte</w:t>
+            </w:r>
             <w:r>
               <w:rPr>
                 <w:sz w:val="22"/>
                 <w:szCs w:val="22"/>
               </w:rPr>
-              <w:t xml:space="preserve">Vérifie les matrices 1×1, 3×3 et 4×4, le cas d'une taille nulle, et le format exact rendu par enTexte.</w:t>
+              <w:t xml:space="preserve">.</w:t>
             </w:r>
           </w:p>
         </w:tc>
@@ -1485,7 +2197,23 @@
           <w:sz w:val="22"/>
           <w:szCs w:val="22"/>
         </w:rPr>
-        <w:t xml:space="preserve">Que se passerait-il si enTexte affichait au lieu de rendre une chaîne ? Le test serait-il encore possible ?</w:t>
+        <w:t xml:space="preserve">Que se passerait-il si </w:t>
+      </w:r>
+      <w:r>
+        <w:rPr>
+          <w:rFonts w:ascii="Consolas" w:hAnsi="Consolas" w:cs="Consolas"/>
+          <w:color w:val="E97132" w:themeColor="accent2"/>
+          <w:sz w:val="18"/>
+          <w:szCs w:val="18"/>
+        </w:rPr>
+        <w:t xml:space="preserve">enTexte</w:t>
+      </w:r>
+      <w:r>
+        <w:rPr>
+          <w:sz w:val="22"/>
+          <w:szCs w:val="22"/>
+        </w:rPr>
+        <w:t xml:space="preserve"> affichait au lieu de rendre une chaîne ? Le test serait-il encore possible ?</w:t>
       </w:r>
     </w:p>
     <w:p>
@@ -1514,6 +2242,7 @@
     </w:p>
     <w:p>
       <w:pPr>
+        <w:keepNext/>
         <w:spacing w:after="120"/>
       </w:pPr>
       <w:r>
@@ -1524,7 +2253,18 @@
           <w:sz w:val="22"/>
           <w:szCs w:val="22"/>
         </w:rPr>
-        <w:t xml:space="preserve">Package : be.ephec.java.tab.e02</w:t>
+        <w:t xml:space="preserve">Package : </w:t>
+      </w:r>
+      <w:r>
+        <w:rPr>
+          <w:rFonts w:ascii="Consolas" w:hAnsi="Consolas" w:cs="Consolas"/>
+          <w:i/>
+          <w:iCs/>
+          <w:color w:val="E97132" w:themeColor="accent2"/>
+          <w:sz w:val="18"/>
+          <w:szCs w:val="18"/>
+        </w:rPr>
+        <w:t xml:space="preserve">be.ephec.java.tab.e02</w:t>
       </w:r>
     </w:p>
     <w:p>
@@ -1546,6 +2286,7 @@
     </w:p>
     <w:p>
       <w:pPr>
+        <w:keepNext w:val="false"/>
         <w:spacing w:after="120"/>
       </w:pPr>
       <w:r>
@@ -1586,10 +2327,10 @@
       </w:r>
       <w:r>
         <w:rPr>
-          <w:rFonts w:ascii="Consolas" w:cs="Consolas" w:eastAsia="Consolas" w:hAnsi="Consolas"/>
-          <w:color w:val="8B2500"/>
-          <w:sz w:val="22"/>
-          <w:szCs w:val="22"/>
+          <w:rFonts w:ascii="Consolas" w:hAnsi="Consolas" w:cs="Consolas"/>
+          <w:color w:val="E97132" w:themeColor="accent2"/>
+          <w:sz w:val="18"/>
+          <w:szCs w:val="18"/>
         </w:rPr>
         <w:t xml:space="preserve">(a + b)</w:t>
       </w:r>
@@ -1610,9 +2351,10 @@
       </w:pPr>
       <w:r>
         <w:rPr>
-          <w:rFonts w:ascii="Consolas" w:cs="Consolas" w:eastAsia="Consolas" w:hAnsi="Consolas"/>
-          <w:sz w:val="19"/>
-          <w:szCs w:val="19"/>
+          <w:rFonts w:ascii="Consolas" w:hAnsi="Consolas" w:cs="Consolas"/>
+          <w:color w:val="E97132" w:themeColor="accent2"/>
+          <w:sz w:val="18"/>
+          <w:szCs w:val="18"/>
         </w:rPr>
         <w:t xml:space="preserve">                1                 (a+b)^0</w:t>
       </w:r>
@@ -1626,9 +2368,10 @@
       </w:pPr>
       <w:r>
         <w:rPr>
-          <w:rFonts w:ascii="Consolas" w:cs="Consolas" w:eastAsia="Consolas" w:hAnsi="Consolas"/>
-          <w:sz w:val="19"/>
-          <w:szCs w:val="19"/>
+          <w:rFonts w:ascii="Consolas" w:hAnsi="Consolas" w:cs="Consolas"/>
+          <w:color w:val="E97132" w:themeColor="accent2"/>
+          <w:sz w:val="18"/>
+          <w:szCs w:val="18"/>
         </w:rPr>
         <w:t xml:space="preserve">              1   1               (a+b)^1  =  a + b</w:t>
       </w:r>
@@ -1642,9 +2385,10 @@
       </w:pPr>
       <w:r>
         <w:rPr>
-          <w:rFonts w:ascii="Consolas" w:cs="Consolas" w:eastAsia="Consolas" w:hAnsi="Consolas"/>
-          <w:sz w:val="19"/>
-          <w:szCs w:val="19"/>
+          <w:rFonts w:ascii="Consolas" w:hAnsi="Consolas" w:cs="Consolas"/>
+          <w:color w:val="E97132" w:themeColor="accent2"/>
+          <w:sz w:val="18"/>
+          <w:szCs w:val="18"/>
         </w:rPr>
         <w:t xml:space="preserve">            1   2   1             (a+b)^2  =  a2 + 2ab + b2</w:t>
       </w:r>
@@ -1658,9 +2402,10 @@
       </w:pPr>
       <w:r>
         <w:rPr>
-          <w:rFonts w:ascii="Consolas" w:cs="Consolas" w:eastAsia="Consolas" w:hAnsi="Consolas"/>
-          <w:sz w:val="19"/>
-          <w:szCs w:val="19"/>
+          <w:rFonts w:ascii="Consolas" w:hAnsi="Consolas" w:cs="Consolas"/>
+          <w:color w:val="E97132" w:themeColor="accent2"/>
+          <w:sz w:val="18"/>
+          <w:szCs w:val="18"/>
         </w:rPr>
         <w:t xml:space="preserve">          1   3   3   1           (a+b)^3</w:t>
       </w:r>
@@ -1674,9 +2419,10 @@
       </w:pPr>
       <w:r>
         <w:rPr>
-          <w:rFonts w:ascii="Consolas" w:cs="Consolas" w:eastAsia="Consolas" w:hAnsi="Consolas"/>
-          <w:sz w:val="19"/>
-          <w:szCs w:val="19"/>
+          <w:rFonts w:ascii="Consolas" w:hAnsi="Consolas" w:cs="Consolas"/>
+          <w:color w:val="E97132" w:themeColor="accent2"/>
+          <w:sz w:val="18"/>
+          <w:szCs w:val="18"/>
         </w:rPr>
         <w:t xml:space="preserve">        1   4   6   4   1         (a+b)^4</w:t>
       </w:r>
@@ -1711,10 +2457,10 @@
       </w:r>
       <w:r>
         <w:rPr>
-          <w:rFonts w:ascii="Consolas" w:cs="Consolas" w:eastAsia="Consolas" w:hAnsi="Consolas"/>
-          <w:color w:val="8B2500"/>
-          <w:sz w:val="22"/>
-          <w:szCs w:val="22"/>
+          <w:rFonts w:ascii="Consolas" w:hAnsi="Consolas" w:cs="Consolas"/>
+          <w:color w:val="E97132" w:themeColor="accent2"/>
+          <w:sz w:val="18"/>
+          <w:szCs w:val="18"/>
         </w:rPr>
         <w:t xml:space="preserve">Pascal</w:t>
       </w:r>
@@ -1727,10 +2473,10 @@
       </w:r>
       <w:r>
         <w:rPr>
-          <w:rFonts w:ascii="Consolas" w:cs="Consolas" w:eastAsia="Consolas" w:hAnsi="Consolas"/>
-          <w:color w:val="8B2500"/>
-          <w:sz w:val="22"/>
-          <w:szCs w:val="22"/>
+          <w:rFonts w:ascii="Consolas" w:hAnsi="Consolas" w:cs="Consolas"/>
+          <w:color w:val="E97132" w:themeColor="accent2"/>
+          <w:sz w:val="18"/>
+          <w:szCs w:val="18"/>
         </w:rPr>
         <w:t xml:space="preserve">public static int[][] triangle(int n)</w:t>
       </w:r>
@@ -1764,10 +2510,10 @@
       </w:r>
       <w:r>
         <w:rPr>
-          <w:rFonts w:ascii="Consolas" w:cs="Consolas" w:eastAsia="Consolas" w:hAnsi="Consolas"/>
-          <w:color w:val="8B2500"/>
-          <w:sz w:val="22"/>
-          <w:szCs w:val="22"/>
+          <w:rFonts w:ascii="Consolas" w:hAnsi="Consolas" w:cs="Consolas"/>
+          <w:color w:val="E97132" w:themeColor="accent2"/>
+          <w:sz w:val="18"/>
+          <w:szCs w:val="18"/>
         </w:rPr>
         <w:t xml:space="preserve">i</w:t>
       </w:r>
@@ -1780,10 +2526,10 @@
       </w:r>
       <w:r>
         <w:rPr>
-          <w:rFonts w:ascii="Consolas" w:cs="Consolas" w:eastAsia="Consolas" w:hAnsi="Consolas"/>
-          <w:color w:val="8B2500"/>
-          <w:sz w:val="22"/>
-          <w:szCs w:val="22"/>
+          <w:rFonts w:ascii="Consolas" w:hAnsi="Consolas" w:cs="Consolas"/>
+          <w:color w:val="E97132" w:themeColor="accent2"/>
+          <w:sz w:val="18"/>
+          <w:szCs w:val="18"/>
         </w:rPr>
         <w:t xml:space="preserve">i + 1</w:t>
       </w:r>
@@ -1796,10 +2542,10 @@
       </w:r>
       <w:r>
         <w:rPr>
-          <w:rFonts w:ascii="Consolas" w:cs="Consolas" w:eastAsia="Consolas" w:hAnsi="Consolas"/>
-          <w:color w:val="8B2500"/>
-          <w:sz w:val="22"/>
-          <w:szCs w:val="22"/>
+          <w:rFonts w:ascii="Consolas" w:hAnsi="Consolas" w:cs="Consolas"/>
+          <w:color w:val="E97132" w:themeColor="accent2"/>
+          <w:sz w:val="18"/>
+          <w:szCs w:val="18"/>
         </w:rPr>
         <w:t xml:space="preserve">new int[n][]</w:t>
       </w:r>
@@ -1824,10 +2570,10 @@
       </w:r>
       <w:r>
         <w:rPr>
-          <w:rFonts w:ascii="Consolas" w:cs="Consolas" w:eastAsia="Consolas" w:hAnsi="Consolas"/>
-          <w:color w:val="8B2500"/>
-          <w:sz w:val="22"/>
-          <w:szCs w:val="22"/>
+          <w:rFonts w:ascii="Consolas" w:hAnsi="Consolas" w:cs="Consolas"/>
+          <w:color w:val="E97132" w:themeColor="accent2"/>
+          <w:sz w:val="18"/>
+          <w:szCs w:val="18"/>
         </w:rPr>
         <w:t xml:space="preserve">Programme</w:t>
       </w:r>
@@ -1845,7 +2591,27 @@
           <w:sz w:val="22"/>
           <w:szCs w:val="22"/>
         </w:rPr>
-        <w:t xml:space="preserve">deux boucles for-each imbriquées</w:t>
+        <w:t xml:space="preserve">deux boucles </w:t>
+      </w:r>
+      <w:r>
+        <w:rPr>
+          <w:rFonts w:ascii="Consolas" w:hAnsi="Consolas" w:cs="Consolas"/>
+          <w:b/>
+          <w:bCs/>
+          <w:color w:val="E97132" w:themeColor="accent2"/>
+          <w:sz w:val="18"/>
+          <w:szCs w:val="18"/>
+        </w:rPr>
+        <w:t xml:space="preserve">for-each</w:t>
+      </w:r>
+      <w:r>
+        <w:rPr>
+          <w:b/>
+          <w:bCs/>
+          <w:sz w:val="22"/>
+          <w:szCs w:val="22"/>
+        </w:rPr>
+        <w:t xml:space="preserve"> imbriquées</w:t>
       </w:r>
       <w:r>
         <w:rPr>
@@ -1856,10 +2622,10 @@
       </w:r>
       <w:r>
         <w:rPr>
-          <w:rFonts w:ascii="Consolas" w:cs="Consolas" w:eastAsia="Consolas" w:hAnsi="Consolas"/>
-          <w:color w:val="8B2500"/>
-          <w:sz w:val="22"/>
-          <w:szCs w:val="22"/>
+          <w:rFonts w:ascii="Consolas" w:hAnsi="Consolas" w:cs="Consolas"/>
+          <w:color w:val="E97132" w:themeColor="accent2"/>
+          <w:sz w:val="18"/>
+          <w:szCs w:val="18"/>
         </w:rPr>
         <w:t xml:space="preserve">int[]</w:t>
       </w:r>
@@ -1872,10 +2638,10 @@
       </w:r>
       <w:r>
         <w:rPr>
-          <w:rFonts w:ascii="Consolas" w:cs="Consolas" w:eastAsia="Consolas" w:hAnsi="Consolas"/>
-          <w:color w:val="8B2500"/>
-          <w:sz w:val="22"/>
-          <w:szCs w:val="22"/>
+          <w:rFonts w:ascii="Consolas" w:hAnsi="Consolas" w:cs="Consolas"/>
+          <w:color w:val="E97132" w:themeColor="accent2"/>
+          <w:sz w:val="18"/>
+          <w:szCs w:val="18"/>
         </w:rPr>
         <w:t xml:space="preserve">int</w:t>
       </w:r>
@@ -1889,6 +2655,7 @@
     </w:p>
     <w:p>
       <w:pPr>
+        <w:keepNext w:val="false"/>
         <w:spacing w:after="120"/>
       </w:pPr>
       <w:r>
@@ -1913,7 +2680,7 @@
           <w:sz w:val="24"/>
           <w:szCs w:val="24"/>
         </w:rPr>
-        <w:t xml:space="preserve">Vérification</w:t>
+        <w:t xml:space="preserve">Comment vérifier votre code</w:t>
       </w:r>
     </w:p>
     <w:tbl>
@@ -1952,10 +2719,10 @@
             </w:pPr>
             <w:r>
               <w:rPr>
-                <w:rFonts w:ascii="Consolas" w:cs="Consolas" w:eastAsia="Consolas" w:hAnsi="Consolas"/>
-                <w:color w:val="8B2500"/>
-                <w:sz w:val="22"/>
-                <w:szCs w:val="22"/>
+                <w:rFonts w:ascii="Consolas" w:hAnsi="Consolas" w:cs="Consolas"/>
+                <w:color w:val="E97132" w:themeColor="accent2"/>
+                <w:sz w:val="18"/>
+                <w:szCs w:val="18"/>
               </w:rPr>
               <w:t xml:space="preserve">be.ephec.java.tab.e02.PascalTest</w:t>
             </w:r>
@@ -2040,7 +2807,23 @@
           <w:sz w:val="22"/>
           <w:szCs w:val="22"/>
         </w:rPr>
-        <w:t xml:space="preserve">Une boucle for-each permet-elle de modifier le tableau qu'elle parcourt ? Essayez, et regardez ce que dit le compilateur.</w:t>
+        <w:t xml:space="preserve">Une boucle </w:t>
+      </w:r>
+      <w:r>
+        <w:rPr>
+          <w:rFonts w:ascii="Consolas" w:hAnsi="Consolas" w:cs="Consolas"/>
+          <w:color w:val="E97132" w:themeColor="accent2"/>
+          <w:sz w:val="18"/>
+          <w:szCs w:val="18"/>
+        </w:rPr>
+        <w:t xml:space="preserve">for-each</w:t>
+      </w:r>
+      <w:r>
+        <w:rPr>
+          <w:sz w:val="22"/>
+          <w:szCs w:val="22"/>
+        </w:rPr>
+        <w:t xml:space="preserve"> permet-elle de modifier le tableau qu'elle parcourt ? Essayez, et regardez ce que dit le compilateur.</w:t>
       </w:r>
     </w:p>
     <w:p>
@@ -2069,6 +2852,7 @@
     </w:p>
     <w:p>
       <w:pPr>
+        <w:keepNext/>
         <w:spacing w:after="120"/>
       </w:pPr>
       <w:r>
@@ -2079,7 +2863,18 @@
           <w:sz w:val="22"/>
           <w:szCs w:val="22"/>
         </w:rPr>
-        <w:t xml:space="preserve">Package : be.ephec.java.tab.e03</w:t>
+        <w:t xml:space="preserve">Package : </w:t>
+      </w:r>
+      <w:r>
+        <w:rPr>
+          <w:rFonts w:ascii="Consolas" w:hAnsi="Consolas" w:cs="Consolas"/>
+          <w:i/>
+          <w:iCs/>
+          <w:color w:val="E97132" w:themeColor="accent2"/>
+          <w:sz w:val="18"/>
+          <w:szCs w:val="18"/>
+        </w:rPr>
+        <w:t xml:space="preserve">be.ephec.java.tab.e03</w:t>
       </w:r>
     </w:p>
     <w:p>
@@ -2101,6 +2896,7 @@
     </w:p>
     <w:p>
       <w:pPr>
+        <w:keepNext w:val="false"/>
         <w:spacing w:after="120"/>
       </w:pPr>
       <w:r>
@@ -2108,7 +2904,23 @@
           <w:sz w:val="22"/>
           <w:szCs w:val="22"/>
         </w:rPr>
-        <w:t xml:space="preserve">Écrire en une instruction ce qui en demanderait cinq avec un if, et comprendre où s'arrête l'intérêt de le faire.</w:t>
+        <w:t xml:space="preserve">Écrire en une instruction ce qui en demanderait cinq avec un </w:t>
+      </w:r>
+      <w:r>
+        <w:rPr>
+          <w:rFonts w:ascii="Consolas" w:hAnsi="Consolas" w:cs="Consolas"/>
+          <w:color w:val="E97132" w:themeColor="accent2"/>
+          <w:sz w:val="18"/>
+          <w:szCs w:val="18"/>
+        </w:rPr>
+        <w:t xml:space="preserve">if</w:t>
+      </w:r>
+      <w:r>
+        <w:rPr>
+          <w:sz w:val="22"/>
+          <w:szCs w:val="22"/>
+        </w:rPr>
+        <w:t xml:space="preserve">, et comprendre où s'arrête l'intérêt de le faire.</w:t>
       </w:r>
     </w:p>
     <w:p>
@@ -2137,9 +2949,10 @@
       </w:pPr>
       <w:r>
         <w:rPr>
-          <w:rFonts w:ascii="Consolas" w:cs="Consolas" w:eastAsia="Consolas" w:hAnsi="Consolas"/>
-          <w:sz w:val="19"/>
-          <w:szCs w:val="19"/>
+          <w:rFonts w:ascii="Consolas" w:hAnsi="Consolas" w:cs="Consolas"/>
+          <w:color w:val="E97132" w:themeColor="accent2"/>
+          <w:sz w:val="18"/>
+          <w:szCs w:val="18"/>
         </w:rPr>
         <w:t xml:space="preserve">condition ? valeurSiVrai : valeurSiFaux</w:t>
       </w:r>
@@ -2153,9 +2966,10 @@
       </w:pPr>
       <w:r>
         <w:rPr>
-          <w:rFonts w:ascii="Consolas" w:cs="Consolas" w:eastAsia="Consolas" w:hAnsi="Consolas"/>
-          <w:sz w:val="19"/>
-          <w:szCs w:val="19"/>
+          <w:rFonts w:ascii="Consolas" w:hAnsi="Consolas" w:cs="Consolas"/>
+          <w:color w:val="E97132" w:themeColor="accent2"/>
+          <w:sz w:val="18"/>
+          <w:szCs w:val="18"/>
         </w:rPr>
         <w:t xml:space="preserve"> </w:t>
       </w:r>
@@ -2169,9 +2983,10 @@
       </w:pPr>
       <w:r>
         <w:rPr>
-          <w:rFonts w:ascii="Consolas" w:cs="Consolas" w:eastAsia="Consolas" w:hAnsi="Consolas"/>
-          <w:sz w:val="19"/>
-          <w:szCs w:val="19"/>
+          <w:rFonts w:ascii="Consolas" w:hAnsi="Consolas" w:cs="Consolas"/>
+          <w:color w:val="E97132" w:themeColor="accent2"/>
+          <w:sz w:val="18"/>
+          <w:szCs w:val="18"/>
         </w:rPr>
         <w:t xml:space="preserve">public int max(int a, int b) {</w:t>
       </w:r>
@@ -2185,9 +3000,10 @@
       </w:pPr>
       <w:r>
         <w:rPr>
-          <w:rFonts w:ascii="Consolas" w:cs="Consolas" w:eastAsia="Consolas" w:hAnsi="Consolas"/>
-          <w:sz w:val="19"/>
-          <w:szCs w:val="19"/>
+          <w:rFonts w:ascii="Consolas" w:hAnsi="Consolas" w:cs="Consolas"/>
+          <w:color w:val="E97132" w:themeColor="accent2"/>
+          <w:sz w:val="18"/>
+          <w:szCs w:val="18"/>
         </w:rPr>
         <w:t xml:space="preserve">    return a &gt; b ? a : b;</w:t>
       </w:r>
@@ -2201,9 +3017,10 @@
       </w:pPr>
       <w:r>
         <w:rPr>
-          <w:rFonts w:ascii="Consolas" w:cs="Consolas" w:eastAsia="Consolas" w:hAnsi="Consolas"/>
-          <w:sz w:val="19"/>
-          <w:szCs w:val="19"/>
+          <w:rFonts w:ascii="Consolas" w:hAnsi="Consolas" w:cs="Consolas"/>
+          <w:color w:val="E97132" w:themeColor="accent2"/>
+          <w:sz w:val="18"/>
+          <w:szCs w:val="18"/>
         </w:rPr>
         <w:t xml:space="preserve">}</w:t>
       </w:r>
@@ -2219,7 +3036,27 @@
           <w:sz w:val="22"/>
           <w:szCs w:val="22"/>
         </w:rPr>
-        <w:t xml:space="preserve">La différence essentielle avec le if : le ternaire rend une valeur. </w:t>
+        <w:t xml:space="preserve">La différence essentielle avec le </w:t>
+      </w:r>
+      <w:r>
+        <w:rPr>
+          <w:rFonts w:ascii="Consolas" w:hAnsi="Consolas" w:cs="Consolas"/>
+          <w:b/>
+          <w:bCs/>
+          <w:color w:val="E97132" w:themeColor="accent2"/>
+          <w:sz w:val="18"/>
+          <w:szCs w:val="18"/>
+        </w:rPr>
+        <w:t xml:space="preserve">if</w:t>
+      </w:r>
+      <w:r>
+        <w:rPr>
+          <w:b/>
+          <w:bCs/>
+          <w:sz w:val="22"/>
+          <w:szCs w:val="22"/>
+        </w:rPr>
+        <w:t xml:space="preserve"> : le ternaire rend une valeur. </w:t>
       </w:r>
       <w:r>
         <w:rPr>
@@ -2230,10 +3067,10 @@
       </w:r>
       <w:r>
         <w:rPr>
-          <w:rFonts w:ascii="Consolas" w:cs="Consolas" w:eastAsia="Consolas" w:hAnsi="Consolas"/>
-          <w:color w:val="8B2500"/>
-          <w:sz w:val="22"/>
-          <w:szCs w:val="22"/>
+          <w:rFonts w:ascii="Consolas" w:hAnsi="Consolas" w:cs="Consolas"/>
+          <w:color w:val="E97132" w:themeColor="accent2"/>
+          <w:sz w:val="18"/>
+          <w:szCs w:val="18"/>
         </w:rPr>
         <w:t xml:space="preserve">return</w:t>
       </w:r>
@@ -2246,10 +3083,10 @@
       </w:r>
       <w:r>
         <w:rPr>
-          <w:rFonts w:ascii="Consolas" w:cs="Consolas" w:eastAsia="Consolas" w:hAnsi="Consolas"/>
-          <w:color w:val="8B2500"/>
-          <w:sz w:val="22"/>
-          <w:szCs w:val="22"/>
+          <w:rFonts w:ascii="Consolas" w:hAnsi="Consolas" w:cs="Consolas"/>
+          <w:color w:val="E97132" w:themeColor="accent2"/>
+          <w:sz w:val="18"/>
+          <w:szCs w:val="18"/>
         </w:rPr>
         <w:t xml:space="preserve">if</w:t>
       </w:r>
@@ -2292,6 +3129,7 @@
     </w:p>
     <w:p>
       <w:pPr>
+        <w:keepNext w:val="false"/>
         <w:spacing w:after="120"/>
       </w:pPr>
       <w:r>
@@ -2422,7 +3260,8 @@
             </w:pPr>
             <w:r>
               <w:rPr>
-                <w:rFonts w:ascii="Consolas" w:cs="Consolas" w:eastAsia="Consolas" w:hAnsi="Consolas"/>
+                <w:rFonts w:ascii="Consolas" w:hAnsi="Consolas" w:cs="Consolas"/>
+                <w:color w:val="E97132" w:themeColor="accent2"/>
                 <w:sz w:val="18"/>
                 <w:szCs w:val="18"/>
               </w:rPr>
@@ -2446,7 +3285,8 @@
             </w:pPr>
             <w:r>
               <w:rPr>
-                <w:rFonts w:ascii="Consolas" w:cs="Consolas" w:eastAsia="Consolas" w:hAnsi="Consolas"/>
+                <w:rFonts w:ascii="Consolas" w:hAnsi="Consolas" w:cs="Consolas"/>
+                <w:color w:val="E97132" w:themeColor="accent2"/>
                 <w:sz w:val="18"/>
                 <w:szCs w:val="18"/>
               </w:rPr>
@@ -2498,7 +3338,8 @@
             </w:pPr>
             <w:r>
               <w:rPr>
-                <w:rFonts w:ascii="Consolas" w:cs="Consolas" w:eastAsia="Consolas" w:hAnsi="Consolas"/>
+                <w:rFonts w:ascii="Consolas" w:hAnsi="Consolas" w:cs="Consolas"/>
+                <w:color w:val="E97132" w:themeColor="accent2"/>
                 <w:sz w:val="18"/>
                 <w:szCs w:val="18"/>
               </w:rPr>
@@ -2522,7 +3363,8 @@
             </w:pPr>
             <w:r>
               <w:rPr>
-                <w:rFonts w:ascii="Consolas" w:cs="Consolas" w:eastAsia="Consolas" w:hAnsi="Consolas"/>
+                <w:rFonts w:ascii="Consolas" w:hAnsi="Consolas" w:cs="Consolas"/>
+                <w:color w:val="E97132" w:themeColor="accent2"/>
                 <w:sz w:val="18"/>
                 <w:szCs w:val="18"/>
               </w:rPr>
@@ -2577,10 +3419,10 @@
       </w:r>
       <w:r>
         <w:rPr>
-          <w:rFonts w:ascii="Consolas" w:cs="Consolas" w:eastAsia="Consolas" w:hAnsi="Consolas"/>
-          <w:color w:val="8B2500"/>
-          <w:sz w:val="22"/>
-          <w:szCs w:val="22"/>
+          <w:rFonts w:ascii="Consolas" w:hAnsi="Consolas" w:cs="Consolas"/>
+          <w:color w:val="E97132" w:themeColor="accent2"/>
+          <w:sz w:val="18"/>
+          <w:szCs w:val="18"/>
         </w:rPr>
         <w:t xml:space="preserve">JUN</w:t>
       </w:r>
@@ -2606,7 +3448,7 @@
           <w:sz w:val="24"/>
           <w:szCs w:val="24"/>
         </w:rPr>
-        <w:t xml:space="preserve">Vérification</w:t>
+        <w:t xml:space="preserve">Comment vérifier votre code</w:t>
       </w:r>
     </w:p>
     <w:tbl>
@@ -2645,10 +3487,10 @@
             </w:pPr>
             <w:r>
               <w:rPr>
-                <w:rFonts w:ascii="Consolas" w:cs="Consolas" w:eastAsia="Consolas" w:hAnsi="Consolas"/>
-                <w:color w:val="8B2500"/>
-                <w:sz w:val="22"/>
-                <w:szCs w:val="22"/>
+                <w:rFonts w:ascii="Consolas" w:hAnsi="Consolas" w:cs="Consolas"/>
+                <w:color w:val="E97132" w:themeColor="accent2"/>
+                <w:sz w:val="18"/>
+                <w:szCs w:val="18"/>
               </w:rPr>
               <w:t xml:space="preserve">be.ephec.java.tab.e03.GameTest</w:t>
             </w:r>
@@ -2737,10 +3579,10 @@
       </w:r>
       <w:r>
         <w:rPr>
-          <w:rFonts w:ascii="Consolas" w:cs="Consolas" w:eastAsia="Consolas" w:hAnsi="Consolas"/>
-          <w:color w:val="8B2500"/>
-          <w:sz w:val="22"/>
-          <w:szCs w:val="22"/>
+          <w:rFonts w:ascii="Consolas" w:hAnsi="Consolas" w:cs="Consolas"/>
+          <w:color w:val="E97132" w:themeColor="accent2"/>
+          <w:sz w:val="18"/>
+          <w:szCs w:val="18"/>
         </w:rPr>
         <w:t xml:space="preserve">CC-MET.2</w:t>
       </w:r>
@@ -2778,6 +3620,7 @@
     </w:p>
     <w:p>
       <w:pPr>
+        <w:keepNext/>
         <w:spacing w:after="120"/>
       </w:pPr>
       <w:r>
@@ -2788,7 +3631,18 @@
           <w:sz w:val="22"/>
           <w:szCs w:val="22"/>
         </w:rPr>
-        <w:t xml:space="preserve">Package : be.ephec.java.tab.e04</w:t>
+        <w:t xml:space="preserve">Package : </w:t>
+      </w:r>
+      <w:r>
+        <w:rPr>
+          <w:rFonts w:ascii="Consolas" w:hAnsi="Consolas" w:cs="Consolas"/>
+          <w:i/>
+          <w:iCs/>
+          <w:color w:val="E97132" w:themeColor="accent2"/>
+          <w:sz w:val="18"/>
+          <w:szCs w:val="18"/>
+        </w:rPr>
+        <w:t xml:space="preserve">be.ephec.java.tab.e04</w:t>
       </w:r>
     </w:p>
     <w:p>
@@ -2810,6 +3664,7 @@
     </w:p>
     <w:p>
       <w:pPr>
+        <w:keepNext w:val="false"/>
         <w:spacing w:after="120"/>
       </w:pPr>
       <w:r>
@@ -2839,6 +3694,7 @@
     </w:p>
     <w:p>
       <w:pPr>
+        <w:keepNext w:val="false"/>
         <w:spacing w:after="120"/>
       </w:pPr>
       <w:r>
@@ -2858,9 +3714,10 @@
       </w:pPr>
       <w:r>
         <w:rPr>
-          <w:rFonts w:ascii="Consolas" w:cs="Consolas" w:eastAsia="Consolas" w:hAnsi="Consolas"/>
-          <w:sz w:val="19"/>
-          <w:szCs w:val="19"/>
+          <w:rFonts w:ascii="Consolas" w:hAnsi="Consolas" w:cs="Consolas"/>
+          <w:color w:val="E97132" w:themeColor="accent2"/>
+          <w:sz w:val="18"/>
+          <w:szCs w:val="18"/>
         </w:rPr>
         <w:t xml:space="preserve">  Person  &lt;---[1]---  Vendor  ---[*]---&gt;  Sale  ---[1]---&gt;  Car</w:t>
       </w:r>
@@ -3002,7 +3859,8 @@
             </w:pPr>
             <w:r>
               <w:rPr>
-                <w:rFonts w:ascii="Consolas" w:cs="Consolas" w:eastAsia="Consolas" w:hAnsi="Consolas"/>
+                <w:rFonts w:ascii="Consolas" w:hAnsi="Consolas" w:cs="Consolas"/>
+                <w:color w:val="E97132" w:themeColor="accent2"/>
                 <w:sz w:val="18"/>
                 <w:szCs w:val="18"/>
               </w:rPr>
@@ -3077,7 +3935,8 @@
             </w:pPr>
             <w:r>
               <w:rPr>
-                <w:rFonts w:ascii="Consolas" w:cs="Consolas" w:eastAsia="Consolas" w:hAnsi="Consolas"/>
+                <w:rFonts w:ascii="Consolas" w:hAnsi="Consolas" w:cs="Consolas"/>
+                <w:color w:val="E97132" w:themeColor="accent2"/>
                 <w:sz w:val="18"/>
                 <w:szCs w:val="18"/>
               </w:rPr>
@@ -3124,10 +3983,28 @@
             </w:pPr>
             <w:r>
               <w:rPr>
+                <w:rFonts w:ascii="Consolas" w:hAnsi="Consolas" w:cs="Consolas"/>
+                <w:color w:val="E97132" w:themeColor="accent2"/>
+                <w:sz w:val="18"/>
+                <w:szCs w:val="18"/>
+              </w:rPr>
+              <w:t xml:space="preserve">prixReel()</w:t>
+            </w:r>
+            <w:r>
+              <w:rPr>
                 <w:sz w:val="20"/>
                 <w:szCs w:val="20"/>
               </w:rPr>
-              <w:t xml:space="preserve">prixReel(), enTexte()</w:t>
+              <w:t xml:space="preserve">, </w:t>
+            </w:r>
+            <w:r>
+              <w:rPr>
+                <w:rFonts w:ascii="Consolas" w:hAnsi="Consolas" w:cs="Consolas"/>
+                <w:color w:val="E97132" w:themeColor="accent2"/>
+                <w:sz w:val="18"/>
+                <w:szCs w:val="18"/>
+              </w:rPr>
+              <w:t xml:space="preserve">enTexte()</w:t>
             </w:r>
           </w:p>
         </w:tc>
@@ -3152,7 +4029,8 @@
             </w:pPr>
             <w:r>
               <w:rPr>
-                <w:rFonts w:ascii="Consolas" w:cs="Consolas" w:eastAsia="Consolas" w:hAnsi="Consolas"/>
+                <w:rFonts w:ascii="Consolas" w:hAnsi="Consolas" w:cs="Consolas"/>
+                <w:color w:val="E97132" w:themeColor="accent2"/>
                 <w:sz w:val="18"/>
                 <w:szCs w:val="18"/>
               </w:rPr>
@@ -3199,10 +4077,44 @@
             </w:pPr>
             <w:r>
               <w:rPr>
+                <w:rFonts w:ascii="Consolas" w:hAnsi="Consolas" w:cs="Consolas"/>
+                <w:color w:val="E97132" w:themeColor="accent2"/>
+                <w:sz w:val="18"/>
+                <w:szCs w:val="18"/>
+              </w:rPr>
+              <w:t xml:space="preserve">enregistrer()</w:t>
+            </w:r>
+            <w:r>
+              <w:rPr>
                 <w:sz w:val="20"/>
                 <w:szCs w:val="20"/>
               </w:rPr>
-              <w:t xml:space="preserve">enregistrer(), nombreDeVentes(), chiffreDAffaires()</w:t>
+              <w:t xml:space="preserve">, </w:t>
+            </w:r>
+            <w:r>
+              <w:rPr>
+                <w:rFonts w:ascii="Consolas" w:hAnsi="Consolas" w:cs="Consolas"/>
+                <w:color w:val="E97132" w:themeColor="accent2"/>
+                <w:sz w:val="18"/>
+                <w:szCs w:val="18"/>
+              </w:rPr>
+              <w:t xml:space="preserve">nombreDeVentes()</w:t>
+            </w:r>
+            <w:r>
+              <w:rPr>
+                <w:sz w:val="20"/>
+                <w:szCs w:val="20"/>
+              </w:rPr>
+              <w:t xml:space="preserve">, </w:t>
+            </w:r>
+            <w:r>
+              <w:rPr>
+                <w:rFonts w:ascii="Consolas" w:hAnsi="Consolas" w:cs="Consolas"/>
+                <w:color w:val="E97132" w:themeColor="accent2"/>
+                <w:sz w:val="18"/>
+                <w:szCs w:val="18"/>
+              </w:rPr>
+              <w:t xml:space="preserve">chiffreDAffaires()</w:t>
             </w:r>
           </w:p>
         </w:tc>
@@ -3230,10 +4142,10 @@
       </w:r>
       <w:r>
         <w:rPr>
-          <w:rFonts w:ascii="Consolas" w:cs="Consolas" w:eastAsia="Consolas" w:hAnsi="Consolas"/>
-          <w:color w:val="8B2500"/>
-          <w:sz w:val="22"/>
-          <w:szCs w:val="22"/>
+          <w:rFonts w:ascii="Consolas" w:hAnsi="Consolas" w:cs="Consolas"/>
+          <w:color w:val="E97132" w:themeColor="accent2"/>
+          <w:sz w:val="18"/>
+          <w:szCs w:val="18"/>
         </w:rPr>
         <w:t xml:space="preserve">age</w:t>
       </w:r>
@@ -3246,10 +4158,10 @@
       </w:r>
       <w:r>
         <w:rPr>
-          <w:rFonts w:ascii="Consolas" w:cs="Consolas" w:eastAsia="Consolas" w:hAnsi="Consolas"/>
-          <w:color w:val="8B2500"/>
-          <w:sz w:val="22"/>
-          <w:szCs w:val="22"/>
+          <w:rFonts w:ascii="Consolas" w:hAnsi="Consolas" w:cs="Consolas"/>
+          <w:color w:val="E97132" w:themeColor="accent2"/>
+          <w:sz w:val="18"/>
+          <w:szCs w:val="18"/>
         </w:rPr>
         <w:t xml:space="preserve">POO.3</w:t>
       </w:r>
@@ -3274,10 +4186,10 @@
       </w:r>
       <w:r>
         <w:rPr>
-          <w:rFonts w:ascii="Consolas" w:cs="Consolas" w:eastAsia="Consolas" w:hAnsi="Consolas"/>
-          <w:color w:val="8B2500"/>
-          <w:sz w:val="22"/>
-          <w:szCs w:val="22"/>
+          <w:rFonts w:ascii="Consolas" w:hAnsi="Consolas" w:cs="Consolas"/>
+          <w:color w:val="E97132" w:themeColor="accent2"/>
+          <w:sz w:val="18"/>
+          <w:szCs w:val="18"/>
         </w:rPr>
         <w:t xml:space="preserve">enTexte</w:t>
       </w:r>
@@ -3298,9 +4210,10 @@
       </w:pPr>
       <w:r>
         <w:rPr>
-          <w:rFonts w:ascii="Consolas" w:cs="Consolas" w:eastAsia="Consolas" w:hAnsi="Consolas"/>
-          <w:sz w:val="19"/>
-          <w:szCs w:val="19"/>
+          <w:rFonts w:ascii="Consolas" w:hAnsi="Consolas" w:cs="Consolas"/>
+          <w:color w:val="E97132" w:themeColor="accent2"/>
+          <w:sz w:val="18"/>
+          <w:szCs w:val="18"/>
         </w:rPr>
         <w:t xml:space="preserve">"Renault Clio [VF123] : 20000.0 -&gt; 18000.0"</w:t>
       </w:r>
@@ -3335,10 +4248,10 @@
       </w:r>
       <w:r>
         <w:rPr>
-          <w:rFonts w:ascii="Consolas" w:cs="Consolas" w:eastAsia="Consolas" w:hAnsi="Consolas"/>
-          <w:color w:val="8B2500"/>
-          <w:sz w:val="22"/>
-          <w:szCs w:val="22"/>
+          <w:rFonts w:ascii="Consolas" w:hAnsi="Consolas" w:cs="Consolas"/>
+          <w:color w:val="E97132" w:themeColor="accent2"/>
+          <w:sz w:val="18"/>
+          <w:szCs w:val="18"/>
         </w:rPr>
         <w:t xml:space="preserve">Vendor.MAX_VENTES</w:t>
       </w:r>
@@ -3356,10 +4269,10 @@
       </w:pPr>
       <w:r>
         <w:rPr>
-          <w:rFonts w:ascii="Consolas" w:cs="Consolas" w:eastAsia="Consolas" w:hAnsi="Consolas"/>
-          <w:color w:val="8B2500"/>
-          <w:sz w:val="22"/>
-          <w:szCs w:val="22"/>
+          <w:rFonts w:ascii="Consolas" w:hAnsi="Consolas" w:cs="Consolas"/>
+          <w:color w:val="E97132" w:themeColor="accent2"/>
+          <w:sz w:val="18"/>
+          <w:szCs w:val="18"/>
         </w:rPr>
         <w:t xml:space="preserve">enregistrer</w:t>
       </w:r>
@@ -3372,10 +4285,10 @@
       </w:r>
       <w:r>
         <w:rPr>
-          <w:rFonts w:ascii="Consolas" w:cs="Consolas" w:eastAsia="Consolas" w:hAnsi="Consolas"/>
-          <w:color w:val="8B2500"/>
-          <w:sz w:val="22"/>
-          <w:szCs w:val="22"/>
+          <w:rFonts w:ascii="Consolas" w:hAnsi="Consolas" w:cs="Consolas"/>
+          <w:color w:val="E97132" w:themeColor="accent2"/>
+          <w:sz w:val="18"/>
+          <w:szCs w:val="18"/>
         </w:rPr>
         <w:t xml:space="preserve">true</w:t>
       </w:r>
@@ -3388,10 +4301,10 @@
       </w:r>
       <w:r>
         <w:rPr>
-          <w:rFonts w:ascii="Consolas" w:cs="Consolas" w:eastAsia="Consolas" w:hAnsi="Consolas"/>
-          <w:color w:val="8B2500"/>
-          <w:sz w:val="22"/>
-          <w:szCs w:val="22"/>
+          <w:rFonts w:ascii="Consolas" w:hAnsi="Consolas" w:cs="Consolas"/>
+          <w:color w:val="E97132" w:themeColor="accent2"/>
+          <w:sz w:val="18"/>
+          <w:szCs w:val="18"/>
         </w:rPr>
         <w:t xml:space="preserve">false</w:t>
       </w:r>
@@ -3417,7 +4330,7 @@
           <w:sz w:val="24"/>
           <w:szCs w:val="24"/>
         </w:rPr>
-        <w:t xml:space="preserve">Vérification</w:t>
+        <w:t xml:space="preserve">Comment vérifier votre code</w:t>
       </w:r>
     </w:p>
     <w:tbl>
@@ -3456,24 +4369,40 @@
             </w:pPr>
             <w:r>
               <w:rPr>
-                <w:rFonts w:ascii="Consolas" w:cs="Consolas" w:eastAsia="Consolas" w:hAnsi="Consolas"/>
-                <w:color w:val="8B2500"/>
+                <w:rFonts w:ascii="Consolas" w:hAnsi="Consolas" w:cs="Consolas"/>
+                <w:color w:val="E97132" w:themeColor="accent2"/>
+                <w:sz w:val="18"/>
+                <w:szCs w:val="18"/>
+              </w:rPr>
+              <w:t xml:space="preserve">be.ephec.java.tab.e04.VenteTest</w:t>
+            </w:r>
+          </w:p>
+          <w:p>
+            <w:pPr>
+              <w:spacing w:after="0"/>
+            </w:pPr>
+            <w:r>
+              <w:rPr>
                 <w:sz w:val="22"/>
                 <w:szCs w:val="22"/>
               </w:rPr>
-              <w:t xml:space="preserve">be.ephec.java.tab.e04.VenteTest</w:t>
-            </w:r>
-          </w:p>
-          <w:p>
-            <w:pPr>
-              <w:spacing w:after="0"/>
-            </w:pPr>
+              <w:t xml:space="preserve">Vérifie la voiture, le calcul du prix réel avec et sans réduction, le format exact d'</w:t>
+            </w:r>
+            <w:r>
+              <w:rPr>
+                <w:rFonts w:ascii="Consolas" w:hAnsi="Consolas" w:cs="Consolas"/>
+                <w:color w:val="E97132" w:themeColor="accent2"/>
+                <w:sz w:val="18"/>
+                <w:szCs w:val="18"/>
+              </w:rPr>
+              <w:t xml:space="preserve">enTexte</w:t>
+            </w:r>
             <w:r>
               <w:rPr>
                 <w:sz w:val="22"/>
                 <w:szCs w:val="22"/>
               </w:rPr>
-              <w:t xml:space="preserve">Vérifie la voiture, le calcul du prix réel avec et sans réduction, le format exact d'enTexte, l'accumulation des ventes et du chiffre d'affaires, et le refus de la onzième vente.</w:t>
+              <w:t xml:space="preserve">, l'accumulation des ventes et du chiffre d'affaires, et le refus de la onzième vente.</w:t>
             </w:r>
           </w:p>
         </w:tc>
@@ -3514,10 +4443,10 @@
       </w:r>
       <w:r>
         <w:rPr>
-          <w:rFonts w:ascii="Consolas" w:cs="Consolas" w:eastAsia="Consolas" w:hAnsi="Consolas"/>
-          <w:color w:val="8B2500"/>
-          <w:sz w:val="22"/>
-          <w:szCs w:val="22"/>
+          <w:rFonts w:ascii="Consolas" w:hAnsi="Consolas" w:cs="Consolas"/>
+          <w:color w:val="E97132" w:themeColor="accent2"/>
+          <w:sz w:val="18"/>
+          <w:szCs w:val="18"/>
         </w:rPr>
         <w:t xml:space="preserve">chiffreDAffaires</w:t>
       </w:r>
@@ -3530,10 +4459,10 @@
       </w:r>
       <w:r>
         <w:rPr>
-          <w:rFonts w:ascii="Consolas" w:cs="Consolas" w:eastAsia="Consolas" w:hAnsi="Consolas"/>
-          <w:color w:val="8B2500"/>
-          <w:sz w:val="22"/>
-          <w:szCs w:val="22"/>
+          <w:rFonts w:ascii="Consolas" w:hAnsi="Consolas" w:cs="Consolas"/>
+          <w:color w:val="E97132" w:themeColor="accent2"/>
+          <w:sz w:val="18"/>
+          <w:szCs w:val="18"/>
         </w:rPr>
         <w:t xml:space="preserve">ventes.length</w:t>
       </w:r>
@@ -3556,10 +4485,10 @@
       </w:pPr>
       <w:r>
         <w:rPr>
-          <w:rFonts w:ascii="Consolas" w:cs="Consolas" w:eastAsia="Consolas" w:hAnsi="Consolas"/>
-          <w:color w:val="8B2500"/>
-          <w:sz w:val="22"/>
-          <w:szCs w:val="22"/>
+          <w:rFonts w:ascii="Consolas" w:hAnsi="Consolas" w:cs="Consolas"/>
+          <w:color w:val="E97132" w:themeColor="accent2"/>
+          <w:sz w:val="18"/>
+          <w:szCs w:val="18"/>
         </w:rPr>
         <w:t xml:space="preserve">Sale</w:t>
       </w:r>
@@ -3572,10 +4501,10 @@
       </w:r>
       <w:r>
         <w:rPr>
-          <w:rFonts w:ascii="Consolas" w:cs="Consolas" w:eastAsia="Consolas" w:hAnsi="Consolas"/>
-          <w:color w:val="8B2500"/>
-          <w:sz w:val="22"/>
-          <w:szCs w:val="22"/>
+          <w:rFonts w:ascii="Consolas" w:hAnsi="Consolas" w:cs="Consolas"/>
+          <w:color w:val="E97132" w:themeColor="accent2"/>
+          <w:sz w:val="18"/>
+          <w:szCs w:val="18"/>
         </w:rPr>
         <w:t xml:space="preserve">CC-OBJ.1</w:t>
       </w:r>
@@ -3605,10 +4534,10 @@
       </w:r>
       <w:r>
         <w:rPr>
-          <w:rFonts w:ascii="Consolas" w:cs="Consolas" w:eastAsia="Consolas" w:hAnsi="Consolas"/>
-          <w:color w:val="8B2500"/>
-          <w:sz w:val="22"/>
-          <w:szCs w:val="22"/>
+          <w:rFonts w:ascii="Consolas" w:hAnsi="Consolas" w:cs="Consolas"/>
+          <w:color w:val="E97132" w:themeColor="accent2"/>
+          <w:sz w:val="18"/>
+          <w:szCs w:val="18"/>
         </w:rPr>
         <w:t xml:space="preserve">CC-OBJ.2</w:t>
       </w:r>
@@ -3692,7 +4621,7 @@
       </w:tr>
     </w:tbl>
     <w:sectPr>
-      <w:footerReference w:type="default" r:id="rId8"/>
+      <w:footerReference w:type="default" r:id="rId9"/>
       <w:pgSz w:w="11906" w:h="16838" w:orient="portrait"/>
       <w:pgMar w:top="1440" w:right="1440" w:bottom="1440" w:left="1440" w:header="708" w:footer="708" w:gutter="0"/>
       <w:pgNumType w:start="1"/>
@@ -3795,7 +4724,7 @@
       <w:fldChar w:fldCharType="separate"/>
     </w:r>
     <w:r>
-      <w:t>6</w:t>
+      <w:t>7</w:t>
     </w:r>
     <w:r>
       <w:fldChar w:fldCharType="end"/>
@@ -3957,7 +4886,13 @@
 <file path=word/styles.xml><?xml version="1.0" encoding="utf-8"?>
 <w:styles xmlns:mc="http://schemas.openxmlformats.org/markup-compatibility/2006" xmlns:r="http://schemas.openxmlformats.org/officeDocument/2006/relationships" xmlns:w="http://schemas.openxmlformats.org/wordprocessingml/2006/main" xmlns:w14="http://schemas.microsoft.com/office/word/2010/wordml" xmlns:w15="http://schemas.microsoft.com/office/word/2012/wordml" mc:Ignorable="w14 w15">
   <w:docDefaults>
-    <w:rPrDefault/>
+    <w:rPrDefault>
+      <w:rPr>
+        <w:rFonts w:ascii="Cormorant Garamond" w:hAnsi="Cormorant Garamond" w:eastAsia="Cormorant Garamond" w:cs="Cormorant Garamond"/>
+        <w:sz w:val="22"/>
+        <w:szCs w:val="22"/>
+      </w:rPr>
+    </w:rPrDefault>
     <w:pPrDefault/>
   </w:docDefaults>
   <w:style w:type="paragraph" w:styleId="Title">
@@ -3966,6 +4901,7 @@
     <w:next w:val="Normal"/>
     <w:qFormat/>
     <w:rPr>
+      <w:rFonts w:ascii="Cormorant Garamond" w:hAnsi="Cormorant Garamond" w:eastAsia="Cormorant Garamond" w:cs="Cormorant Garamond"/>
       <w:sz w:val="56"/>
       <w:szCs w:val="56"/>
     </w:rPr>
@@ -3976,6 +4912,7 @@
     <w:next w:val="Normal"/>
     <w:qFormat/>
     <w:rPr>
+      <w:rFonts w:ascii="Cormorant Garamond" w:hAnsi="Cormorant Garamond" w:eastAsia="Cormorant Garamond" w:cs="Cormorant Garamond"/>
       <w:color w:val="2E74B5"/>
       <w:sz w:val="32"/>
       <w:szCs w:val="32"/>
@@ -3987,6 +4924,7 @@
     <w:next w:val="Normal"/>
     <w:qFormat/>
     <w:rPr>
+      <w:rFonts w:ascii="Cormorant Garamond" w:hAnsi="Cormorant Garamond" w:eastAsia="Cormorant Garamond" w:cs="Cormorant Garamond"/>
       <w:color w:val="2E74B5"/>
       <w:sz w:val="26"/>
       <w:szCs w:val="26"/>
@@ -3998,6 +4936,7 @@
     <w:next w:val="Normal"/>
     <w:qFormat/>
     <w:rPr>
+      <w:rFonts w:ascii="Cormorant Garamond" w:hAnsi="Cormorant Garamond" w:eastAsia="Cormorant Garamond" w:cs="Cormorant Garamond"/>
       <w:color w:val="1F4D78"/>
       <w:sz w:val="24"/>
       <w:szCs w:val="24"/>
@@ -4009,6 +4948,7 @@
     <w:next w:val="Normal"/>
     <w:qFormat/>
     <w:rPr>
+      <w:rFonts w:ascii="Cormorant Garamond" w:hAnsi="Cormorant Garamond" w:eastAsia="Cormorant Garamond" w:cs="Cormorant Garamond"/>
       <w:i/>
       <w:iCs/>
       <w:color w:val="2E74B5"/>
@@ -4020,6 +4960,7 @@
     <w:next w:val="Normal"/>
     <w:qFormat/>
     <w:rPr>
+      <w:rFonts w:ascii="Cormorant Garamond" w:hAnsi="Cormorant Garamond" w:eastAsia="Cormorant Garamond" w:cs="Cormorant Garamond"/>
       <w:color w:val="2E74B5"/>
     </w:rPr>
   </w:style>
@@ -4029,6 +4970,7 @@
     <w:next w:val="Normal"/>
     <w:qFormat/>
     <w:rPr>
+      <w:rFonts w:ascii="Cormorant Garamond" w:hAnsi="Cormorant Garamond" w:eastAsia="Cormorant Garamond" w:cs="Cormorant Garamond"/>
       <w:color w:val="1F4D78"/>
     </w:rPr>
   </w:style>

--- a/enonces/TAB_enonces.docx
+++ b/enonces/TAB_enonces.docx
@@ -4,7 +4,9 @@
   <w:body>
     <w:p>
       <w:pPr>
-        <w:spacing w:after="0"/>
+        <w:tabs>
+          <w:tab w:val="right" w:pos="9026"/>
+        </w:tabs>
       </w:pPr>
       <w:r>
         <w:drawing>
@@ -46,95 +48,112 @@
           </wp:inline>
         </w:drawing>
       </w:r>
-    </w:p>
-    <w:p>
-      <w:pPr>
-        <w:spacing w:after="120" w:before="700"/>
-        <w:jc w:val="center"/>
-      </w:pPr>
-      <w:r>
-        <w:rPr>
-          <w:color w:val="595959"/>
-          <w:sz w:val="26"/>
-          <w:szCs w:val="26"/>
-        </w:rPr>
-        <w:t xml:space="preserve">Programmation orientée objet — Java</w:t>
-      </w:r>
-    </w:p>
-    <w:p>
-      <w:pPr>
-        <w:spacing w:after="100"/>
-        <w:jc w:val="center"/>
-      </w:pPr>
-      <w:r>
-        <w:rPr>
+      <w:r>
+        <w:rPr>
+          <w:rFonts w:ascii="Calibri" w:cs="Calibri" w:eastAsia="Calibri" w:hAnsi="Calibri"/>
+          <w:sz w:val="36"/>
+          <w:szCs w:val="36"/>
+        </w:rPr>
+        <w:tab/>
+      </w:r>
+      <w:r>
+        <w:rPr>
+          <w:rFonts w:ascii="Calibri" w:cs="Calibri" w:eastAsia="Calibri" w:hAnsi="Calibri"/>
+          <w:color w:val="000000"/>
+          <w:sz w:val="36"/>
+          <w:szCs w:val="36"/>
+        </w:rPr>
+        <w:t xml:space="preserve">Année académique </w:t>
+      </w:r>
+      <w:r>
+        <w:rPr>
+          <w:rFonts w:ascii="Calibri" w:cs="Calibri" w:eastAsia="Calibri" w:hAnsi="Calibri"/>
           <w:b/>
           <w:bCs/>
-          <w:color w:val="1F4E79"/>
-          <w:sz w:val="52"/>
-          <w:szCs w:val="52"/>
-        </w:rPr>
-        <w:t xml:space="preserve">Thème TAB</w:t>
-      </w:r>
-    </w:p>
-    <w:p>
-      <w:pPr>
-        <w:spacing w:after="200"/>
+          <w:color w:val="000000"/>
+          <w:sz w:val="36"/>
+          <w:szCs w:val="36"/>
+        </w:rPr>
+        <w:t xml:space="preserve">2026-2027</w:t>
+      </w:r>
+    </w:p>
+    <w:p>
+      <w:pPr>
+        <w:spacing w:after="120" w:before="3900"/>
         <w:jc w:val="center"/>
       </w:pPr>
       <w:r>
         <w:rPr>
+          <w:rFonts w:ascii="Calibri" w:cs="Calibri" w:eastAsia="Calibri" w:hAnsi="Calibri"/>
+          <w:color w:val="000000"/>
+          <w:sz w:val="36"/>
+          <w:szCs w:val="36"/>
+        </w:rPr>
+        <w:t xml:space="preserve">Programmation orientée objet — Java</w:t>
+      </w:r>
+    </w:p>
+    <w:p>
+      <w:pPr>
+        <w:spacing w:after="100" w:before="0"/>
+        <w:jc w:val="center"/>
+      </w:pPr>
+      <w:r>
+        <w:rPr>
+          <w:rFonts w:ascii="Calibri" w:cs="Calibri" w:eastAsia="Calibri" w:hAnsi="Calibri"/>
           <w:b/>
           <w:bCs/>
-          <w:color w:val="1F4E79"/>
-          <w:sz w:val="32"/>
-          <w:szCs w:val="32"/>
+          <w:color w:val="000000"/>
+          <w:sz w:val="72"/>
+          <w:szCs w:val="72"/>
+        </w:rPr>
+        <w:t xml:space="preserve">Module TAB</w:t>
+      </w:r>
+    </w:p>
+    <w:p>
+      <w:pPr>
+        <w:spacing w:after="200" w:before="0"/>
+        <w:jc w:val="center"/>
+      </w:pPr>
+      <w:r>
+        <w:rPr>
+          <w:rFonts w:ascii="Calibri" w:cs="Calibri" w:eastAsia="Calibri" w:hAnsi="Calibri"/>
+          <w:b/>
+          <w:bCs/>
+          <w:color w:val="000000"/>
+          <w:sz w:val="40"/>
+          <w:szCs w:val="40"/>
         </w:rPr>
         <w:t xml:space="preserve">Tableaux, boucles et opérateur ternaire</w:t>
       </w:r>
     </w:p>
     <w:p>
       <w:pPr>
-        <w:spacing w:after="800"/>
+        <w:spacing w:after="800" w:before="0"/>
         <w:jc w:val="center"/>
       </w:pPr>
       <w:r>
         <w:rPr>
-          <w:color w:val="595959"/>
-          <w:sz w:val="26"/>
-          <w:szCs w:val="26"/>
+          <w:rFonts w:ascii="Calibri" w:cs="Calibri" w:eastAsia="Calibri" w:hAnsi="Calibri"/>
+          <w:color w:val="000000"/>
+          <w:sz w:val="36"/>
+          <w:szCs w:val="36"/>
         </w:rPr>
         <w:t xml:space="preserve">Ranger des données quand on sait déjà combien il y en a</w:t>
       </w:r>
     </w:p>
     <w:p>
       <w:pPr>
-        <w:keepNext w:val="false"/>
-        <w:spacing w:after="120"/>
+        <w:spacing w:after="120" w:before="5450"/>
         <w:jc w:val="center"/>
       </w:pPr>
       <w:r>
         <w:rPr>
-          <w:color w:val="595959"/>
-          <w:sz w:val="22"/>
-          <w:szCs w:val="22"/>
+          <w:rFonts w:ascii="Calibri" w:cs="Calibri" w:eastAsia="Calibri" w:hAnsi="Calibri"/>
+          <w:color w:val="000000"/>
+          <w:sz w:val="36"/>
+          <w:szCs w:val="36"/>
         </w:rPr>
         <w:t xml:space="preserve">EPHEC — Bachelier en informatique, niveau 2</w:t>
-      </w:r>
-    </w:p>
-    <w:p>
-      <w:pPr>
-        <w:keepNext w:val="false"/>
-        <w:spacing w:after="120"/>
-        <w:jc w:val="center"/>
-      </w:pPr>
-      <w:r>
-        <w:rPr>
-          <w:color w:val="595959"/>
-          <w:sz w:val="22"/>
-          <w:szCs w:val="22"/>
-        </w:rPr>
-        <w:t xml:space="preserve">Année académique 2026-2027</w:t>
       </w:r>
     </w:p>
     <w:p>
@@ -4724,7 +4743,7 @@
       <w:fldChar w:fldCharType="separate"/>
     </w:r>
     <w:r>
-      <w:t>7</w:t>
+      <w:t>8</w:t>
     </w:r>
     <w:r>
       <w:fldChar w:fldCharType="end"/>

--- a/enonces/TAB_enonces.docx
+++ b/enonces/TAB_enonces.docx
@@ -2129,7 +2129,7 @@
                 <w:sz w:val="22"/>
                 <w:szCs w:val="22"/>
               </w:rPr>
-              <w:t xml:space="preserve">Vérifie les matrices 1×1, 3×3 et 4×4, le cas d'une taille nulle, et le format exact rendu par </w:t>
+              <w:t xml:space="preserve">Vérifie les matrices 1×1, 3×3 et 4×4, le cas d'une taille nulle, et le format exact retourné par </w:t>
             </w:r>
             <w:r>
               <w:rPr>
@@ -2232,7 +2232,7 @@
           <w:sz w:val="22"/>
           <w:szCs w:val="22"/>
         </w:rPr>
-        <w:t xml:space="preserve"> affichait au lieu de rendre une chaîne ? Le test serait-il encore possible ?</w:t>
+        <w:t xml:space="preserve"> affichait au lieu de retourner une chaîne ? Le test serait-il encore possible ?</w:t>
       </w:r>
     </w:p>
     <w:p>
@@ -2504,7 +2504,7 @@
           <w:sz w:val="22"/>
           <w:szCs w:val="22"/>
         </w:rPr>
-        <w:t xml:space="preserve"> qui rend le triangle jusqu'à la ligne n comprise.</w:t>
+        <w:t xml:space="preserve"> qui retourne le triangle jusqu'à la ligne n comprise.</w:t>
       </w:r>
     </w:p>
     <w:p>
@@ -2518,7 +2518,7 @@
           <w:sz w:val="22"/>
           <w:szCs w:val="22"/>
         </w:rPr>
-        <w:t xml:space="preserve">Le tableau rendu n'est pas rectangulaire. </w:t>
+        <w:t xml:space="preserve">Le tableau retourné n'est pas rectangulaire. </w:t>
       </w:r>
       <w:r>
         <w:rPr>
@@ -3075,7 +3075,7 @@
           <w:sz w:val="22"/>
           <w:szCs w:val="22"/>
         </w:rPr>
-        <w:t xml:space="preserve"> : le ternaire rend une valeur. </w:t>
+        <w:t xml:space="preserve"> : le ternaire retourne une valeur. </w:t>
       </w:r>
       <w:r>
         <w:rPr>
@@ -3523,7 +3523,7 @@
                 <w:sz w:val="22"/>
                 <w:szCs w:val="22"/>
               </w:rPr>
-              <w:t xml:space="preserve">Vérifie les deux méthodes, y compris les cas d'égalité — qui doivent rendre le premier joueur. Lancez ensuite le Programme : il joue une vraie partie.</w:t>
+              <w:t xml:space="preserve">Vérifie les deux méthodes, y compris les cas d'égalité — qui doivent retourner le premier joueur. Lancez ensuite le Programme : il joue une vraie partie.</w:t>
             </w:r>
           </w:p>
         </w:tc>
@@ -3827,7 +3827,7 @@
                 <w:sz w:val="20"/>
                 <w:szCs w:val="20"/>
               </w:rPr>
-              <w:t xml:space="preserve">Ce qu'elle porte</w:t>
+              <w:t xml:space="preserve">Ce qu'elle contient</w:t>
             </w:r>
           </w:p>
         </w:tc>
@@ -4300,7 +4300,7 @@
           <w:sz w:val="22"/>
           <w:szCs w:val="22"/>
         </w:rPr>
-        <w:t xml:space="preserve"> rend </w:t>
+        <w:t xml:space="preserve"> retourne </w:t>
       </w:r>
       <w:r>
         <w:rPr>

--- a/enonces/TAB_enonces.docx
+++ b/enonces/TAB_enonces.docx
@@ -3602,6 +3602,7 @@
           <w:color w:val="E97132" w:themeColor="accent2"/>
           <w:sz w:val="18"/>
           <w:szCs w:val="18"/>
+          <w:u w:val="none"/>
         </w:rPr>
         <w:t xml:space="preserve">CC-MET.2</w:t>
       </w:r>
@@ -4524,6 +4525,7 @@
           <w:color w:val="E97132" w:themeColor="accent2"/>
           <w:sz w:val="18"/>
           <w:szCs w:val="18"/>
+          <w:u w:val="none"/>
         </w:rPr>
         <w:t xml:space="preserve">CC-OBJ.1</w:t>
       </w:r>
@@ -4557,6 +4559,7 @@
           <w:color w:val="E97132" w:themeColor="accent2"/>
           <w:sz w:val="18"/>
           <w:szCs w:val="18"/>
+          <w:u w:val="none"/>
         </w:rPr>
         <w:t xml:space="preserve">CC-OBJ.2</w:t>
       </w:r>

--- a/enonces/TAB_enonces.docx
+++ b/enonces/TAB_enonces.docx
@@ -1036,8 +1036,8 @@
             <w:hyperlink w:history="1" w:anchor="ex-TAB-1">
               <w:r>
                 <w:rPr>
-                  <w:rFonts w:ascii="Consolas" w:cs="Consolas" w:eastAsia="Consolas" w:hAnsi="Consolas"/>
-                  <w:color w:val="2B6CB0"/>
+                  <w:rFonts w:ascii="Consolas" w:hAnsi="Consolas" w:cs="Consolas"/>
+                  <w:color w:val="0563C1"/>
                   <w:sz w:val="18"/>
                   <w:szCs w:val="18"/>
                   <w:u w:val="single"/>
@@ -1117,8 +1117,8 @@
             <w:hyperlink w:history="1" w:anchor="ex-TAB-2">
               <w:r>
                 <w:rPr>
-                  <w:rFonts w:ascii="Consolas" w:cs="Consolas" w:eastAsia="Consolas" w:hAnsi="Consolas"/>
-                  <w:color w:val="2B6CB0"/>
+                  <w:rFonts w:ascii="Consolas" w:hAnsi="Consolas" w:cs="Consolas"/>
+                  <w:color w:val="0563C1"/>
                   <w:sz w:val="18"/>
                   <w:szCs w:val="18"/>
                   <w:u w:val="single"/>
@@ -1198,8 +1198,8 @@
             <w:hyperlink w:history="1" w:anchor="ex-TAB-3">
               <w:r>
                 <w:rPr>
-                  <w:rFonts w:ascii="Consolas" w:cs="Consolas" w:eastAsia="Consolas" w:hAnsi="Consolas"/>
-                  <w:color w:val="2B6CB0"/>
+                  <w:rFonts w:ascii="Consolas" w:hAnsi="Consolas" w:cs="Consolas"/>
+                  <w:color w:val="0563C1"/>
                   <w:sz w:val="18"/>
                   <w:szCs w:val="18"/>
                   <w:u w:val="single"/>
@@ -1279,8 +1279,8 @@
             <w:hyperlink w:history="1" w:anchor="ex-TAB-4">
               <w:r>
                 <w:rPr>
-                  <w:rFonts w:ascii="Consolas" w:cs="Consolas" w:eastAsia="Consolas" w:hAnsi="Consolas"/>
-                  <w:color w:val="2B6CB0"/>
+                  <w:rFonts w:ascii="Consolas" w:hAnsi="Consolas" w:cs="Consolas"/>
+                  <w:color w:val="0563C1"/>
                   <w:sz w:val="18"/>
                   <w:szCs w:val="18"/>
                   <w:u w:val="single"/>
